--- a/Taniya/Report Writer Task/Week 8- task documentation.docx
+++ b/Taniya/Report Writer Task/Week 8- task documentation.docx
@@ -1,22 +1,33 @@
 
 <file path=word/document.xml><?xml version="1.0" encoding="utf-8"?>
-<w:document xmlns:wpc="http://schemas.microsoft.com/office/word/2010/wordprocessingCanvas" xmlns:mc="http://schemas.openxmlformats.org/markup-compatibility/2006" xmlns:o="urn:schemas-microsoft-com:office:office" xmlns:r="http://schemas.openxmlformats.org/officeDocument/2006/relationships" xmlns:m="http://schemas.openxmlformats.org/officeDocument/2006/math" xmlns:v="urn:schemas-microsoft-com:vml" xmlns:wp14="http://schemas.microsoft.com/office/word/2010/wordprocessingDrawing" xmlns:wp="http://schemas.openxmlformats.org/drawingml/2006/wordprocessingDrawing" xmlns:w10="urn:schemas-microsoft-com:office:word" xmlns:w="http://schemas.openxmlformats.org/wordprocessingml/2006/main" xmlns:w14="http://schemas.microsoft.com/office/word/2010/wordml" xmlns:w15="http://schemas.microsoft.com/office/word/2012/wordml" xmlns:wpg="http://schemas.microsoft.com/office/word/2010/wordprocessingGroup" xmlns:wpi="http://schemas.microsoft.com/office/word/2010/wordprocessingInk" xmlns:wne="http://schemas.microsoft.com/office/word/2006/wordml" xmlns:wps="http://schemas.microsoft.com/office/word/2010/wordprocessingShape" xmlns:cx="http://schemas.microsoft.com/office/drawing/2014/chartex" xmlns:cx1="http://schemas.microsoft.com/office/drawing/2015/9/8/chartex" xmlns:cx2="http://schemas.microsoft.com/office/drawing/2015/10/21/chartex" xmlns:cx3="http://schemas.microsoft.com/office/drawing/2016/5/9/chartex" xmlns:cx4="http://schemas.microsoft.com/office/drawing/2016/5/10/chartex" xmlns:cx5="http://schemas.microsoft.com/office/drawing/2016/5/11/chartex" xmlns:cx6="http://schemas.microsoft.com/office/drawing/2016/5/12/chartex" xmlns:cx7="http://schemas.microsoft.com/office/drawing/2016/5/13/chartex" xmlns:cx8="http://schemas.microsoft.com/office/drawing/2016/5/14/chartex" xmlns:aink="http://schemas.microsoft.com/office/drawing/2016/ink" xmlns:am3d="http://schemas.microsoft.com/office/drawing/2017/model3d" xmlns:w16cex="http://schemas.microsoft.com/office/word/2018/wordml/cex" xmlns:w16cid="http://schemas.microsoft.com/office/word/2016/wordml/cid" xmlns:w16="http://schemas.microsoft.com/office/word/2018/wordml" xmlns:w16sdtdh="http://schemas.microsoft.com/office/word/2020/wordml/sdtdatahash" xmlns:w16se="http://schemas.microsoft.com/office/word/2015/wordml/symex" mc:Ignorable="w14 w15 wp14">
+<w:document xmlns:wpc="http://schemas.microsoft.com/office/word/2010/wordprocessingCanvas" xmlns:cx="http://schemas.microsoft.com/office/drawing/2014/chartex" xmlns:cx1="http://schemas.microsoft.com/office/drawing/2015/9/8/chartex" xmlns:cx2="http://schemas.microsoft.com/office/drawing/2015/10/21/chartex" xmlns:cx3="http://schemas.microsoft.com/office/drawing/2016/5/9/chartex" xmlns:cx4="http://schemas.microsoft.com/office/drawing/2016/5/10/chartex" xmlns:cx5="http://schemas.microsoft.com/office/drawing/2016/5/11/chartex" xmlns:cx6="http://schemas.microsoft.com/office/drawing/2016/5/12/chartex" xmlns:cx7="http://schemas.microsoft.com/office/drawing/2016/5/13/chartex" xmlns:cx8="http://schemas.microsoft.com/office/drawing/2016/5/14/chartex" xmlns:mc="http://schemas.openxmlformats.org/markup-compatibility/2006" xmlns:aink="http://schemas.microsoft.com/office/drawing/2016/ink" xmlns:am3d="http://schemas.microsoft.com/office/drawing/2017/model3d" xmlns:o="urn:schemas-microsoft-com:office:office" xmlns:oel="http://schemas.microsoft.com/office/2019/extlst" xmlns:r="http://schemas.openxmlformats.org/officeDocument/2006/relationships" xmlns:m="http://schemas.openxmlformats.org/officeDocument/2006/math" xmlns:v="urn:schemas-microsoft-com:vml" xmlns:wp14="http://schemas.microsoft.com/office/word/2010/wordprocessingDrawing" xmlns:wp="http://schemas.openxmlformats.org/drawingml/2006/wordprocessingDrawing" xmlns:w10="urn:schemas-microsoft-com:office:word" xmlns:w="http://schemas.openxmlformats.org/wordprocessingml/2006/main" xmlns:w14="http://schemas.microsoft.com/office/word/2010/wordml" xmlns:w15="http://schemas.microsoft.com/office/word/2012/wordml" xmlns:w16cei="http://schemas.microsoft.com/office/word/2026/wordml/cei" xmlns:w16cex="http://schemas.microsoft.com/office/word/2018/wordml/cex" xmlns:w16cid="http://schemas.microsoft.com/office/word/2016/wordml/cid" xmlns:w16="http://schemas.microsoft.com/office/word/2018/wordml" xmlns:w16du="http://schemas.microsoft.com/office/word/2023/wordml/word16du" xmlns:w16sdtdh="http://schemas.microsoft.com/office/word/2020/wordml/sdtdatahash" xmlns:w16sdtfl="http://schemas.microsoft.com/office/word/2024/wordml/sdtformatlock" xmlns:w16se="http://schemas.microsoft.com/office/word/2015/wordml/symex" xmlns:wpg="http://schemas.microsoft.com/office/word/2010/wordprocessingGroup" xmlns:wpi="http://schemas.microsoft.com/office/word/2010/wordprocessingInk" xmlns:wne="http://schemas.microsoft.com/office/word/2006/wordml" xmlns:wps="http://schemas.microsoft.com/office/word/2010/wordprocessingShape" mc:Ignorable="w14 w15 w16se w16cid w16 w16cex w16sdtdh w16sdtfl w16du wp14">
   <w:body>
     <w:p>
       <w:pPr>
-        <w:spacing w:after="80" w:before="400"/>
+        <w:spacing w:before="400" w:after="80"/>
         <w:jc w:val="center"/>
       </w:pPr>
       <w:r>
         <w:rPr>
-          <w:rFonts w:ascii="Calibri" w:cs="Calibri" w:eastAsia="Calibri" w:hAnsi="Calibri"/>
+          <w:rFonts w:ascii="Calibri" w:eastAsia="Calibri" w:hAnsi="Calibri" w:cs="Calibri"/>
           <w:b/>
           <w:bCs/>
           <w:color w:val="1F3864"/>
           <w:sz w:val="40"/>
           <w:szCs w:val="40"/>
         </w:rPr>
-        <w:t xml:space="preserve">Week 6 Practice Task Submission</w:t>
+        <w:t>Week 6 Practice Ta</w:t>
+      </w:r>
+      <w:r>
+        <w:rPr>
+          <w:rFonts w:ascii="Calibri" w:eastAsia="Calibri" w:hAnsi="Calibri" w:cs="Calibri"/>
+          <w:b/>
+          <w:bCs/>
+          <w:color w:val="1F3864"/>
+          <w:sz w:val="40"/>
+          <w:szCs w:val="40"/>
+        </w:rPr>
+        <w:t>sk</w:t>
       </w:r>
     </w:p>
     <w:p>
@@ -26,30 +37,50 @@
       </w:pPr>
       <w:r>
         <w:rPr>
-          <w:rFonts w:ascii="Calibri" w:cs="Calibri" w:eastAsia="Calibri" w:hAnsi="Calibri"/>
+          <w:rFonts w:ascii="Calibri" w:eastAsia="Calibri" w:hAnsi="Calibri" w:cs="Calibri"/>
           <w:color w:val="555555"/>
           <w:sz w:val="22"/>
           <w:szCs w:val="22"/>
         </w:rPr>
-        <w:t xml:space="preserve">Publishing, Scheduled Refresh &amp; Report Documentation</w:t>
+        <w:t>Publishing, Scheduled Refresh &amp; Report Documentation</w:t>
       </w:r>
     </w:p>
     <w:p>
       <w:pPr>
         <w:pBdr>
-          <w:bottom w:val="single" w:color="1F3864" w:sz="10" w:space="6"/>
+          <w:bottom w:val="single" w:sz="10" w:space="6" w:color="1F3864"/>
         </w:pBdr>
         <w:spacing w:after="300"/>
         <w:jc w:val="center"/>
       </w:pPr>
       <w:r>
         <w:rPr>
-          <w:rFonts w:ascii="Calibri" w:cs="Calibri" w:eastAsia="Calibri" w:hAnsi="Calibri"/>
+          <w:rFonts w:ascii="Calibri" w:eastAsia="Calibri" w:hAnsi="Calibri" w:cs="Calibri"/>
           <w:color w:val="555555"/>
           <w:sz w:val="19"/>
           <w:szCs w:val="19"/>
         </w:rPr>
-        <w:t xml:space="preserve">Prepared by: Taniya  |  Retail Sales &amp; Profitability Dashboard (Power BI)</w:t>
+        <w:t xml:space="preserve">Prepared by: </w:t>
+      </w:r>
+      <w:proofErr w:type="gramStart"/>
+      <w:r>
+        <w:rPr>
+          <w:rFonts w:ascii="Calibri" w:eastAsia="Calibri" w:hAnsi="Calibri" w:cs="Calibri"/>
+          <w:color w:val="555555"/>
+          <w:sz w:val="19"/>
+          <w:szCs w:val="19"/>
+        </w:rPr>
+        <w:t>Taniya  |</w:t>
+      </w:r>
+      <w:proofErr w:type="gramEnd"/>
+      <w:r>
+        <w:rPr>
+          <w:rFonts w:ascii="Calibri" w:eastAsia="Calibri" w:hAnsi="Calibri" w:cs="Calibri"/>
+          <w:color w:val="555555"/>
+          <w:sz w:val="19"/>
+          <w:szCs w:val="19"/>
+        </w:rPr>
+        <w:t xml:space="preserve">  Retail Sales &amp; Profitability Dashboard (Power BI)</w:t>
       </w:r>
     </w:p>
     <w:p>
@@ -58,31 +89,31 @@
       </w:pPr>
       <w:r>
         <w:rPr>
-          <w:rFonts w:ascii="Calibri" w:cs="Calibri" w:eastAsia="Calibri" w:hAnsi="Calibri"/>
-          <w:color w:val="333333"/>
-          <w:sz w:val="21"/>
-          <w:szCs w:val="21"/>
-        </w:rPr>
-        <w:t xml:space="preserve">This document records the completion of the three-part practice task: (1) publishing the Power BI report to a workspace, (2) configuring scheduled refresh using an On-premises Data Gateway, and (3) a report definition document describing the calculation logic of each metric for future maintainers.</w:t>
+          <w:rFonts w:ascii="Calibri" w:eastAsia="Calibri" w:hAnsi="Calibri" w:cs="Calibri"/>
+          <w:color w:val="333333"/>
+          <w:sz w:val="21"/>
+          <w:szCs w:val="21"/>
+        </w:rPr>
+        <w:t>This document records the completion of the three-part practice task: (1) publishing the Power BI report to a workspace, (2) configuring scheduled refresh using an On-premises Data Gateway, and (3) a report definition document describing the calculation logic of each metric for future maintainers.</w:t>
       </w:r>
     </w:p>
     <w:p>
       <w:pPr>
         <w:pBdr>
-          <w:bottom w:val="single" w:color="1F3864" w:sz="8" w:space="4"/>
+          <w:bottom w:val="single" w:sz="8" w:space="4" w:color="1F3864"/>
         </w:pBdr>
-        <w:spacing w:after="120" w:before="320"/>
-      </w:pPr>
-      <w:r>
-        <w:rPr>
-          <w:rFonts w:ascii="Calibri" w:cs="Calibri" w:eastAsia="Calibri" w:hAnsi="Calibri"/>
+        <w:spacing w:before="320" w:after="120"/>
+      </w:pPr>
+      <w:r>
+        <w:rPr>
+          <w:rFonts w:ascii="Calibri" w:eastAsia="Calibri" w:hAnsi="Calibri" w:cs="Calibri"/>
           <w:b/>
           <w:bCs/>
           <w:color w:val="1F3864"/>
           <w:sz w:val="26"/>
           <w:szCs w:val="26"/>
         </w:rPr>
-        <w:t xml:space="preserve">Task 1: Publish the Power BI Report to a Workspace</w:t>
+        <w:t>Task 1: Publish the Power BI Report to a Workspace</w:t>
       </w:r>
     </w:p>
     <w:p>
@@ -91,25 +122,48 @@
       </w:pPr>
       <w:r>
         <w:rPr>
-          <w:rFonts w:ascii="Calibri" w:cs="Calibri" w:eastAsia="Calibri" w:hAnsi="Calibri"/>
-          <w:color w:val="333333"/>
-          <w:sz w:val="21"/>
-          <w:szCs w:val="21"/>
-        </w:rPr>
-        <w:t xml:space="preserve">The Retail Sales &amp; Profitability Dashboard (built in Power BI Desktop using the Superstore dataset) was published from Power BI Desktop via Home &gt; Publish, and selected into “My Workspace” in Power BI Service (app.powerbi.com). Publishing created two linked items in the workspace: a Report (the visual pages) and a Semantic model (the underlying data model and DAX measures).</w:t>
-      </w:r>
-    </w:p>
-    <w:p>
-      <w:pPr>
-        <w:spacing w:after="80" w:before="100"/>
+          <w:rFonts w:ascii="Calibri" w:eastAsia="Calibri" w:hAnsi="Calibri" w:cs="Calibri"/>
+          <w:color w:val="333333"/>
+          <w:sz w:val="21"/>
+          <w:szCs w:val="21"/>
+        </w:rPr>
+        <w:t xml:space="preserve">The Retail Sales &amp; Profitability Dashboard (built in Power BI Desktop using the Superstore dataset) was published from Power BI Desktop via Home &gt; </w:t>
+      </w:r>
+      <w:proofErr w:type="gramStart"/>
+      <w:r>
+        <w:rPr>
+          <w:rFonts w:ascii="Calibri" w:eastAsia="Calibri" w:hAnsi="Calibri" w:cs="Calibri"/>
+          <w:color w:val="333333"/>
+          <w:sz w:val="21"/>
+          <w:szCs w:val="21"/>
+        </w:rPr>
+        <w:t>Publish, and</w:t>
+      </w:r>
+      <w:proofErr w:type="gramEnd"/>
+      <w:r>
+        <w:rPr>
+          <w:rFonts w:ascii="Calibri" w:eastAsia="Calibri" w:hAnsi="Calibri" w:cs="Calibri"/>
+          <w:color w:val="333333"/>
+          <w:sz w:val="21"/>
+          <w:szCs w:val="21"/>
+        </w:rPr>
+        <w:t xml:space="preserve"> selected into “My Workspace” in Power BI Service (app.powerbi.com). Publishing created two linked items in the workspace: a Report (the visual pages) and a Semantic model (the underlying data model and DAX measures).</w:t>
+      </w:r>
+    </w:p>
+    <w:p>
+      <w:pPr>
+        <w:spacing w:before="100" w:after="80"/>
         <w:jc w:val="center"/>
       </w:pPr>
       <w:r>
+        <w:rPr>
+          <w:noProof/>
+        </w:rPr>
         <w:drawing>
-          <wp:inline distT="0" distB="0" distL="0" distR="0">
+          <wp:inline distT="0" distB="0" distL="0" distR="0" wp14:anchorId="3C6B623E" wp14:editId="7EA4B392">
             <wp:extent cx="4572000" cy="2409825"/>
-            <wp:effectExtent t="0" r="0" b="0" l="0"/>
-            <wp:docPr id="1" name="" descr="" title=""/>
+            <wp:effectExtent l="0" t="0" r="0" b="0"/>
+            <wp:docPr id="1" name="Picture 1"/>
             <wp:cNvGraphicFramePr>
               <a:graphicFrameLocks xmlns:a="http://schemas.openxmlformats.org/drawingml/2006/main" noChangeAspect="1"/>
             </wp:cNvGraphicFramePr>
@@ -117,13 +171,13 @@
               <a:graphicData uri="http://schemas.openxmlformats.org/drawingml/2006/picture">
                 <pic:pic xmlns:pic="http://schemas.openxmlformats.org/drawingml/2006/picture">
                   <pic:nvPicPr>
-                    <pic:cNvPr id="0" name="" descr=""/>
+                    <pic:cNvPr id="0" name=""/>
                     <pic:cNvPicPr>
                       <a:picLocks noChangeAspect="1" noChangeArrowheads="1"/>
                     </pic:cNvPicPr>
                   </pic:nvPicPr>
                   <pic:blipFill>
-                    <a:blip r:embed="rId7" cstate="none"/>
+                    <a:blip r:embed="rId5"/>
                     <a:srcRect/>
                     <a:stretch>
                       <a:fillRect/>
@@ -152,33 +206,33 @@
       </w:pPr>
       <w:r>
         <w:rPr>
-          <w:rFonts w:ascii="Calibri" w:cs="Calibri" w:eastAsia="Calibri" w:hAnsi="Calibri"/>
+          <w:rFonts w:ascii="Calibri" w:eastAsia="Calibri" w:hAnsi="Calibri" w:cs="Calibri"/>
           <w:i/>
           <w:iCs/>
           <w:color w:val="555555"/>
           <w:sz w:val="18"/>
           <w:szCs w:val="18"/>
         </w:rPr>
-        <w:t xml:space="preserve">Figure 1: Power BI Service workspace showing the published “Retail Sales &amp; Profitability” Semantic model and Report.</w:t>
+        <w:t>Figure 1: Power BI Service workspace showing the published “Retail Sales &amp; Profitability” Semantic model and Report.</w:t>
       </w:r>
     </w:p>
     <w:p>
       <w:pPr>
         <w:pBdr>
-          <w:bottom w:val="single" w:color="1F3864" w:sz="8" w:space="4"/>
+          <w:bottom w:val="single" w:sz="8" w:space="4" w:color="1F3864"/>
         </w:pBdr>
-        <w:spacing w:after="120" w:before="320"/>
-      </w:pPr>
-      <w:r>
-        <w:rPr>
-          <w:rFonts w:ascii="Calibri" w:cs="Calibri" w:eastAsia="Calibri" w:hAnsi="Calibri"/>
+        <w:spacing w:before="320" w:after="120"/>
+      </w:pPr>
+      <w:r>
+        <w:rPr>
+          <w:rFonts w:ascii="Calibri" w:eastAsia="Calibri" w:hAnsi="Calibri" w:cs="Calibri"/>
           <w:b/>
           <w:bCs/>
           <w:color w:val="1F3864"/>
           <w:sz w:val="26"/>
           <w:szCs w:val="26"/>
         </w:rPr>
-        <w:t xml:space="preserve">Task 2: Configure Scheduled Refresh (with Data Gateway)</w:t>
+        <w:t>Task 2: Configure Scheduled Refresh (with Data Gateway)</w:t>
       </w:r>
     </w:p>
     <w:p>
@@ -187,28 +241,28 @@
       </w:pPr>
       <w:r>
         <w:rPr>
-          <w:rFonts w:ascii="Calibri" w:cs="Calibri" w:eastAsia="Calibri" w:hAnsi="Calibri"/>
-          <w:color w:val="333333"/>
-          <w:sz w:val="21"/>
-          <w:szCs w:val="21"/>
-        </w:rPr>
-        <w:t xml:space="preserve">Since the report's data source is a local CSV file rather than a cloud-hosted database, Power BI Service initially could not configure scheduled refresh, returning the message “You don't have any data gateways.” To resolve this and enable a genuinely working scheduled refresh, an On-premises Data Gateway (Personal Mode) was downloaded and installed, then registered to the same Microsoft account used for Power BI Service.</w:t>
-      </w:r>
-    </w:p>
-    <w:p>
-      <w:pPr>
-        <w:spacing w:after="100" w:before="200"/>
-      </w:pPr>
-      <w:r>
-        <w:rPr>
-          <w:rFonts w:ascii="Calibri" w:cs="Calibri" w:eastAsia="Calibri" w:hAnsi="Calibri"/>
+          <w:rFonts w:ascii="Calibri" w:eastAsia="Calibri" w:hAnsi="Calibri" w:cs="Calibri"/>
+          <w:color w:val="333333"/>
+          <w:sz w:val="21"/>
+          <w:szCs w:val="21"/>
+        </w:rPr>
+        <w:t>Since the report's data source is a local CSV file rather than a cloud-hosted database, Power BI Service initially could not configure scheduled refresh, returning the message “You don't have any data gateways.” To resolve this and enable a genuinely working scheduled refresh, an On-premises Data Gateway (Personal Mode) was downloaded and installed, then registered to the same Microsoft account used for Power BI Service.</w:t>
+      </w:r>
+    </w:p>
+    <w:p>
+      <w:pPr>
+        <w:spacing w:before="200" w:after="100"/>
+      </w:pPr>
+      <w:r>
+        <w:rPr>
+          <w:rFonts w:ascii="Calibri" w:eastAsia="Calibri" w:hAnsi="Calibri" w:cs="Calibri"/>
           <w:b/>
           <w:bCs/>
           <w:color w:val="1F3864"/>
           <w:sz w:val="22"/>
           <w:szCs w:val="22"/>
         </w:rPr>
-        <w:t xml:space="preserve">Steps completed:</w:t>
+        <w:t>Steps completed:</w:t>
       </w:r>
     </w:p>
     <w:p>
@@ -222,12 +276,12 @@
       </w:pPr>
       <w:r>
         <w:rPr>
-          <w:rFonts w:ascii="Calibri" w:cs="Calibri" w:eastAsia="Calibri" w:hAnsi="Calibri"/>
-          <w:color w:val="333333"/>
-          <w:sz w:val="21"/>
-          <w:szCs w:val="21"/>
-        </w:rPr>
-        <w:t xml:space="preserve">Downloaded and installed the On-premises Data Gateway (Personal Mode) from Microsoft.</w:t>
+          <w:rFonts w:ascii="Calibri" w:eastAsia="Calibri" w:hAnsi="Calibri" w:cs="Calibri"/>
+          <w:color w:val="333333"/>
+          <w:sz w:val="21"/>
+          <w:szCs w:val="21"/>
+        </w:rPr>
+        <w:t>Downloaded and installed the On-premises Data Gateway (Personal Mode) from Microsoft.</w:t>
       </w:r>
     </w:p>
     <w:p>
@@ -241,12 +295,12 @@
       </w:pPr>
       <w:r>
         <w:rPr>
-          <w:rFonts w:ascii="Calibri" w:cs="Calibri" w:eastAsia="Calibri" w:hAnsi="Calibri"/>
-          <w:color w:val="333333"/>
-          <w:sz w:val="21"/>
-          <w:szCs w:val="21"/>
-        </w:rPr>
-        <w:t xml:space="preserve">Signed in with the Power BI account and registered the gateway.</w:t>
+          <w:rFonts w:ascii="Calibri" w:eastAsia="Calibri" w:hAnsi="Calibri" w:cs="Calibri"/>
+          <w:color w:val="333333"/>
+          <w:sz w:val="21"/>
+          <w:szCs w:val="21"/>
+        </w:rPr>
+        <w:t>Signed in with the Power BI account and registered the gateway.</w:t>
       </w:r>
     </w:p>
     <w:p>
@@ -260,12 +314,12 @@
       </w:pPr>
       <w:r>
         <w:rPr>
-          <w:rFonts w:ascii="Calibri" w:cs="Calibri" w:eastAsia="Calibri" w:hAnsi="Calibri"/>
-          <w:color w:val="333333"/>
-          <w:sz w:val="21"/>
-          <w:szCs w:val="21"/>
-        </w:rPr>
-        <w:t xml:space="preserve">Returned to the Semantic model's Settings page in Power BI Service and confirmed the gateway now appeared under Gateway Connection.</w:t>
+          <w:rFonts w:ascii="Calibri" w:eastAsia="Calibri" w:hAnsi="Calibri" w:cs="Calibri"/>
+          <w:color w:val="333333"/>
+          <w:sz w:val="21"/>
+          <w:szCs w:val="21"/>
+        </w:rPr>
+        <w:t>Returned to the Semantic model's Settings page in Power BI Service and confirmed the gateway now appeared under Gateway Connection.</w:t>
       </w:r>
     </w:p>
     <w:p>
@@ -279,12 +333,12 @@
       </w:pPr>
       <w:r>
         <w:rPr>
-          <w:rFonts w:ascii="Calibri" w:cs="Calibri" w:eastAsia="Calibri" w:hAnsi="Calibri"/>
-          <w:color w:val="333333"/>
-          <w:sz w:val="21"/>
-          <w:szCs w:val="21"/>
-        </w:rPr>
-        <w:t xml:space="preserve">Mapped the data source credentials to the local CSV file path.</w:t>
+          <w:rFonts w:ascii="Calibri" w:eastAsia="Calibri" w:hAnsi="Calibri" w:cs="Calibri"/>
+          <w:color w:val="333333"/>
+          <w:sz w:val="21"/>
+          <w:szCs w:val="21"/>
+        </w:rPr>
+        <w:t>Mapped the data source credentials to the local CSV file path.</w:t>
       </w:r>
     </w:p>
     <w:p>
@@ -298,12 +352,12 @@
       </w:pPr>
       <w:r>
         <w:rPr>
-          <w:rFonts w:ascii="Calibri" w:cs="Calibri" w:eastAsia="Calibri" w:hAnsi="Calibri"/>
-          <w:color w:val="333333"/>
-          <w:sz w:val="21"/>
-          <w:szCs w:val="21"/>
-        </w:rPr>
-        <w:t xml:space="preserve">Enabled Scheduled Refresh and set a daily refresh frequency and time.</w:t>
+          <w:rFonts w:ascii="Calibri" w:eastAsia="Calibri" w:hAnsi="Calibri" w:cs="Calibri"/>
+          <w:color w:val="333333"/>
+          <w:sz w:val="21"/>
+          <w:szCs w:val="21"/>
+        </w:rPr>
+        <w:t>Enabled Scheduled Refresh and set a daily refresh frequency and time.</w:t>
       </w:r>
     </w:p>
     <w:p>
@@ -317,12 +371,12 @@
       </w:pPr>
       <w:r>
         <w:rPr>
-          <w:rFonts w:ascii="Calibri" w:cs="Calibri" w:eastAsia="Calibri" w:hAnsi="Calibri"/>
-          <w:color w:val="333333"/>
-          <w:sz w:val="21"/>
-          <w:szCs w:val="21"/>
-        </w:rPr>
-        <w:t xml:space="preserve">Tested the configuration using “Refresh Now” to confirm the connection worked end-to-end.</w:t>
+          <w:rFonts w:ascii="Calibri" w:eastAsia="Calibri" w:hAnsi="Calibri" w:cs="Calibri"/>
+          <w:color w:val="333333"/>
+          <w:sz w:val="21"/>
+          <w:szCs w:val="21"/>
+        </w:rPr>
+        <w:t>Tested the configuration using “Refresh Now” to confirm the connection worked end-to-end.</w:t>
       </w:r>
     </w:p>
     <w:p>
@@ -331,31 +385,31 @@
       </w:pPr>
       <w:r>
         <w:rPr>
-          <w:rFonts w:ascii="Calibri" w:cs="Calibri" w:eastAsia="Calibri" w:hAnsi="Calibri"/>
-          <w:color w:val="333333"/>
-          <w:sz w:val="21"/>
-          <w:szCs w:val="21"/>
-        </w:rPr>
-        <w:t xml:space="preserve">Note for the reader: a Personal Mode gateway only operates while the host computer is powered on and the user is signed in — it is not a 24/7 managed cloud service, which is an accepted limitation for an individual/student setup as opposed to an organization-managed Standard gateway.</w:t>
+          <w:rFonts w:ascii="Calibri" w:eastAsia="Calibri" w:hAnsi="Calibri" w:cs="Calibri"/>
+          <w:color w:val="333333"/>
+          <w:sz w:val="21"/>
+          <w:szCs w:val="21"/>
+        </w:rPr>
+        <w:t>Note for the reader: a Personal Mode gateway only operates while the host computer is powered on and the user is signed in — it is not a 24/7 managed cloud service, which is an accepted limitation for an individual/student setup as opposed to an organization-managed Standard gateway.</w:t>
       </w:r>
     </w:p>
     <w:p>
       <w:pPr>
         <w:pBdr>
-          <w:bottom w:val="single" w:color="1F3864" w:sz="8" w:space="4"/>
+          <w:bottom w:val="single" w:sz="8" w:space="4" w:color="1F3864"/>
         </w:pBdr>
-        <w:spacing w:after="120" w:before="320"/>
-      </w:pPr>
-      <w:r>
-        <w:rPr>
-          <w:rFonts w:ascii="Calibri" w:cs="Calibri" w:eastAsia="Calibri" w:hAnsi="Calibri"/>
+        <w:spacing w:before="320" w:after="120"/>
+      </w:pPr>
+      <w:r>
+        <w:rPr>
+          <w:rFonts w:ascii="Calibri" w:eastAsia="Calibri" w:hAnsi="Calibri" w:cs="Calibri"/>
           <w:b/>
           <w:bCs/>
           <w:color w:val="1F3864"/>
           <w:sz w:val="26"/>
           <w:szCs w:val="26"/>
         </w:rPr>
-        <w:t xml:space="preserve">Task 3: Report Definition Document</w:t>
+        <w:t>Task 3: Report Definition Document</w:t>
       </w:r>
     </w:p>
     <w:p>
@@ -364,52 +418,133 @@
       </w:pPr>
       <w:r>
         <w:rPr>
-          <w:rFonts w:ascii="Calibri" w:cs="Calibri" w:eastAsia="Calibri" w:hAnsi="Calibri"/>
-          <w:color w:val="333333"/>
-          <w:sz w:val="21"/>
-          <w:szCs w:val="21"/>
-        </w:rPr>
-        <w:t xml:space="preserve">The following paragraph documents each metric's calculation logic for any future maintainer of this report:</w:t>
+          <w:rFonts w:ascii="Calibri" w:eastAsia="Calibri" w:hAnsi="Calibri" w:cs="Calibri"/>
+          <w:color w:val="333333"/>
+          <w:sz w:val="21"/>
+          <w:szCs w:val="21"/>
+        </w:rPr>
+        <w:t>The following paragraph documents each metric's calculation logic for any future maintainer of this report:</w:t>
       </w:r>
     </w:p>
     <w:p>
       <w:pPr>
         <w:pBdr>
-          <w:top w:val="single" w:color="CCCCCC" w:sz="4"/>
-          <w:bottom w:val="single" w:color="CCCCCC" w:sz="4"/>
-          <w:left w:val="single" w:color="CCCCCC" w:sz="4"/>
-          <w:right w:val="single" w:color="CCCCCC" w:sz="4"/>
+          <w:top w:val="single" w:sz="4" w:space="0" w:color="CCCCCC"/>
+          <w:left w:val="single" w:sz="4" w:space="0" w:color="CCCCCC"/>
+          <w:bottom w:val="single" w:sz="4" w:space="0" w:color="CCCCCC"/>
+          <w:right w:val="single" w:sz="4" w:space="0" w:color="CCCCCC"/>
         </w:pBdr>
-        <w:shd w:fill="F7F7F7" w:val="clear"/>
+        <w:shd w:val="clear" w:color="auto" w:fill="F7F7F7"/>
         <w:spacing w:after="200"/>
       </w:pPr>
       <w:r>
         <w:rPr>
-          <w:rFonts w:ascii="Calibri" w:cs="Calibri" w:eastAsia="Calibri" w:hAnsi="Calibri"/>
-          <w:color w:val="333333"/>
-          <w:sz w:val="21"/>
-          <w:szCs w:val="21"/>
-        </w:rPr>
-        <w:t xml:space="preserve">This report analyses a Superstore retail transaction dataset (~10,000 rows) using three core DAX measures. Total Sales is calculated as SUM(Sales), aggregating the raw Sales column across all rows currently in scope based on active filters. Total Orders uses DISTINCTCOUNT(Order ID) rather than a simple row count, because each order can span multiple rows (one per product line item), so counting distinct Order IDs prevents inflating the true number of orders. Profit Margin % is calculated as DIVIDE(Total Profit, Total Sales, 0), where Total Profit is SUM(Profit); the DIVIDE function is used instead of a plain division operator so the measure safely returns 0 rather than an error whenever Total Sales is filtered down to zero. All three measures are filter-context aware and automatically recalculate based on active Region, Category, and Date slicer selections. Future maintainers should note that the Date slicer is bound directly to the Order Date column rather than a separate date dimension table, so if time-intelligence calculations (e.g., Year-over-Year growth) are added later, a proper Date table should be introduced first; scheduled refresh also requires an On-premises Data Gateway to be installed and running, since the underlying data source is a local CSV file rather than a cloud-hosted database.</w:t>
+          <w:rFonts w:ascii="Calibri" w:eastAsia="Calibri" w:hAnsi="Calibri" w:cs="Calibri"/>
+          <w:color w:val="333333"/>
+          <w:sz w:val="21"/>
+          <w:szCs w:val="21"/>
+        </w:rPr>
+        <w:lastRenderedPageBreak/>
+        <w:t xml:space="preserve">This report analyses a </w:t>
+      </w:r>
+      <w:proofErr w:type="gramStart"/>
+      <w:r>
+        <w:rPr>
+          <w:rFonts w:ascii="Calibri" w:eastAsia="Calibri" w:hAnsi="Calibri" w:cs="Calibri"/>
+          <w:color w:val="333333"/>
+          <w:sz w:val="21"/>
+          <w:szCs w:val="21"/>
+        </w:rPr>
+        <w:t>Superstore</w:t>
+      </w:r>
+      <w:proofErr w:type="gramEnd"/>
+      <w:r>
+        <w:rPr>
+          <w:rFonts w:ascii="Calibri" w:eastAsia="Calibri" w:hAnsi="Calibri" w:cs="Calibri"/>
+          <w:color w:val="333333"/>
+          <w:sz w:val="21"/>
+          <w:szCs w:val="21"/>
+        </w:rPr>
+        <w:t xml:space="preserve"> retail transaction dataset (~10,000 rows) using three core DAX measures. Total Sales is calculated as SUM(Sales), aggregating the raw Sales column across all rows currently in scope based on active filters. Total Orders uses </w:t>
+      </w:r>
+      <w:proofErr w:type="gramStart"/>
+      <w:r>
+        <w:rPr>
+          <w:rFonts w:ascii="Calibri" w:eastAsia="Calibri" w:hAnsi="Calibri" w:cs="Calibri"/>
+          <w:color w:val="333333"/>
+          <w:sz w:val="21"/>
+          <w:szCs w:val="21"/>
+        </w:rPr>
+        <w:t>DISTINCTCOUNT(</w:t>
+      </w:r>
+      <w:proofErr w:type="gramEnd"/>
+      <w:r>
+        <w:rPr>
+          <w:rFonts w:ascii="Calibri" w:eastAsia="Calibri" w:hAnsi="Calibri" w:cs="Calibri"/>
+          <w:color w:val="333333"/>
+          <w:sz w:val="21"/>
+          <w:szCs w:val="21"/>
+        </w:rPr>
+        <w:t xml:space="preserve">Order ID) rather than a simple row count, because each order can span multiple rows (one per product line item), so counting distinct Order IDs prevents inflating the true number of orders. Profit Margin % is calculated as </w:t>
+      </w:r>
+      <w:proofErr w:type="gramStart"/>
+      <w:r>
+        <w:rPr>
+          <w:rFonts w:ascii="Calibri" w:eastAsia="Calibri" w:hAnsi="Calibri" w:cs="Calibri"/>
+          <w:color w:val="333333"/>
+          <w:sz w:val="21"/>
+          <w:szCs w:val="21"/>
+        </w:rPr>
+        <w:t>DIVIDE(</w:t>
+      </w:r>
+      <w:proofErr w:type="gramEnd"/>
+      <w:r>
+        <w:rPr>
+          <w:rFonts w:ascii="Calibri" w:eastAsia="Calibri" w:hAnsi="Calibri" w:cs="Calibri"/>
+          <w:color w:val="333333"/>
+          <w:sz w:val="21"/>
+          <w:szCs w:val="21"/>
+        </w:rPr>
+        <w:t xml:space="preserve">Total Profit, Total Sales, 0), where Total Profit is SUM(Profit); the DIVIDE function is used instead of a plain division </w:t>
+      </w:r>
+      <w:proofErr w:type="gramStart"/>
+      <w:r>
+        <w:rPr>
+          <w:rFonts w:ascii="Calibri" w:eastAsia="Calibri" w:hAnsi="Calibri" w:cs="Calibri"/>
+          <w:color w:val="333333"/>
+          <w:sz w:val="21"/>
+          <w:szCs w:val="21"/>
+        </w:rPr>
+        <w:t>operator</w:t>
+      </w:r>
+      <w:proofErr w:type="gramEnd"/>
+      <w:r>
+        <w:rPr>
+          <w:rFonts w:ascii="Calibri" w:eastAsia="Calibri" w:hAnsi="Calibri" w:cs="Calibri"/>
+          <w:color w:val="333333"/>
+          <w:sz w:val="21"/>
+          <w:szCs w:val="21"/>
+        </w:rPr>
+        <w:t xml:space="preserve"> so the measure safely returns 0 rather than an error whenever Total Sales is filtered down to zero. All three measures are filter-context aware and automatically recalculate based on active Region, Category, and Date slicer selections. Future maintainers should note that the Date slicer is bound directly to the Order Date column rather than a separate date dimension table, so if time-intelligence calculations (e.g., Year-over-Year growth) are added later, a proper Date table should be introduced first; scheduled refresh also requires an On-premises Data Gateway to be installed and running, since the underlying data source is a local CSV file rather than a cloud-hosted database.</w:t>
       </w:r>
     </w:p>
     <w:p>
       <w:pPr>
         <w:pBdr>
-          <w:bottom w:val="single" w:color="1F3864" w:sz="8" w:space="4"/>
+          <w:bottom w:val="single" w:sz="8" w:space="4" w:color="1F3864"/>
         </w:pBdr>
-        <w:spacing w:after="120" w:before="320"/>
-      </w:pPr>
-      <w:r>
-        <w:rPr>
-          <w:rFonts w:ascii="Calibri" w:cs="Calibri" w:eastAsia="Calibri" w:hAnsi="Calibri"/>
+        <w:spacing w:before="320" w:after="120"/>
+      </w:pPr>
+      <w:r>
+        <w:rPr>
+          <w:rFonts w:ascii="Calibri" w:eastAsia="Calibri" w:hAnsi="Calibri" w:cs="Calibri"/>
           <w:b/>
           <w:bCs/>
           <w:color w:val="1F3864"/>
           <w:sz w:val="26"/>
           <w:szCs w:val="26"/>
         </w:rPr>
-        <w:t xml:space="preserve">Appendix: Final Dashboard</w:t>
+        <w:t>Appendix: Final Dashboard</w:t>
       </w:r>
     </w:p>
     <w:p>
@@ -418,25 +553,48 @@
       </w:pPr>
       <w:r>
         <w:rPr>
-          <w:rFonts w:ascii="Calibri" w:cs="Calibri" w:eastAsia="Calibri" w:hAnsi="Calibri"/>
-          <w:color w:val="333333"/>
-          <w:sz w:val="21"/>
-          <w:szCs w:val="21"/>
-        </w:rPr>
-        <w:t xml:space="preserve">The completed and published dashboard, showing KPI cards, category treemap, sales trend, regional map, and interactive slicers:</w:t>
-      </w:r>
-    </w:p>
-    <w:p>
-      <w:pPr>
-        <w:spacing w:after="80" w:before="100"/>
+          <w:rFonts w:ascii="Calibri" w:eastAsia="Calibri" w:hAnsi="Calibri" w:cs="Calibri"/>
+          <w:color w:val="333333"/>
+          <w:sz w:val="21"/>
+          <w:szCs w:val="21"/>
+        </w:rPr>
+        <w:t xml:space="preserve">The completed and published dashboard, showing KPI cards, category </w:t>
+      </w:r>
+      <w:proofErr w:type="spellStart"/>
+      <w:r>
+        <w:rPr>
+          <w:rFonts w:ascii="Calibri" w:eastAsia="Calibri" w:hAnsi="Calibri" w:cs="Calibri"/>
+          <w:color w:val="333333"/>
+          <w:sz w:val="21"/>
+          <w:szCs w:val="21"/>
+        </w:rPr>
+        <w:t>treemap</w:t>
+      </w:r>
+      <w:proofErr w:type="spellEnd"/>
+      <w:r>
+        <w:rPr>
+          <w:rFonts w:ascii="Calibri" w:eastAsia="Calibri" w:hAnsi="Calibri" w:cs="Calibri"/>
+          <w:color w:val="333333"/>
+          <w:sz w:val="21"/>
+          <w:szCs w:val="21"/>
+        </w:rPr>
+        <w:t>, sales trend, regional map, and interactive slicers:</w:t>
+      </w:r>
+    </w:p>
+    <w:p>
+      <w:pPr>
+        <w:spacing w:before="100" w:after="80"/>
         <w:jc w:val="center"/>
       </w:pPr>
       <w:r>
+        <w:rPr>
+          <w:noProof/>
+        </w:rPr>
         <w:drawing>
-          <wp:inline distT="0" distB="0" distL="0" distR="0">
+          <wp:inline distT="0" distB="0" distL="0" distR="0" wp14:anchorId="0F89DA15" wp14:editId="36801CCA">
             <wp:extent cx="5334000" cy="3429000"/>
-            <wp:effectExtent t="0" r="0" b="0" l="0"/>
-            <wp:docPr id="1" name="" descr="" title=""/>
+            <wp:effectExtent l="0" t="0" r="0" b="0"/>
+            <wp:docPr id="2042343003" name="Picture 2042343003"/>
             <wp:cNvGraphicFramePr>
               <a:graphicFrameLocks xmlns:a="http://schemas.openxmlformats.org/drawingml/2006/main" noChangeAspect="1"/>
             </wp:cNvGraphicFramePr>
@@ -444,13 +602,13 @@
               <a:graphicData uri="http://schemas.openxmlformats.org/drawingml/2006/picture">
                 <pic:pic xmlns:pic="http://schemas.openxmlformats.org/drawingml/2006/picture">
                   <pic:nvPicPr>
-                    <pic:cNvPr id="0" name="" descr=""/>
+                    <pic:cNvPr id="0" name=""/>
                     <pic:cNvPicPr>
                       <a:picLocks noChangeAspect="1" noChangeArrowheads="1"/>
                     </pic:cNvPicPr>
                   </pic:nvPicPr>
                   <pic:blipFill>
-                    <a:blip r:embed="rId8" cstate="none"/>
+                    <a:blip r:embed="rId6"/>
                     <a:srcRect/>
                     <a:stretch>
                       <a:fillRect/>
@@ -479,191 +637,175 @@
       </w:pPr>
       <w:r>
         <w:rPr>
-          <w:rFonts w:ascii="Calibri" w:cs="Calibri" w:eastAsia="Calibri" w:hAnsi="Calibri"/>
+          <w:rFonts w:ascii="Calibri" w:eastAsia="Calibri" w:hAnsi="Calibri" w:cs="Calibri"/>
           <w:i/>
           <w:iCs/>
           <w:color w:val="555555"/>
           <w:sz w:val="18"/>
           <w:szCs w:val="18"/>
         </w:rPr>
-        <w:t xml:space="preserve">Figure 2: Retail Sales Performance Overview dashboard.</w:t>
+        <w:t>Figure 2: Retail Sales Performance Overview dashboard.</w:t>
       </w:r>
     </w:p>
     <w:p>
       <w:pPr>
         <w:pBdr>
-          <w:bottom w:val="single" w:color="1F3864" w:sz="8" w:space="4"/>
+          <w:bottom w:val="single" w:sz="8" w:space="4" w:color="1F3864"/>
         </w:pBdr>
-        <w:spacing w:after="120" w:before="320"/>
-      </w:pPr>
-      <w:r>
-        <w:rPr>
-          <w:rFonts w:ascii="Calibri" w:cs="Calibri" w:eastAsia="Calibri" w:hAnsi="Calibri"/>
+        <w:spacing w:before="320" w:after="120"/>
+      </w:pPr>
+      <w:r>
+        <w:rPr>
+          <w:rFonts w:ascii="Calibri" w:eastAsia="Calibri" w:hAnsi="Calibri" w:cs="Calibri"/>
           <w:b/>
           <w:bCs/>
           <w:color w:val="1F3864"/>
           <w:sz w:val="26"/>
           <w:szCs w:val="26"/>
         </w:rPr>
-        <w:t xml:space="preserve">Appendix: DAX Measures Reference</w:t>
+        <w:t>Appendix: DAX Measures Reference</w:t>
       </w:r>
     </w:p>
     <w:p>
       <w:pPr>
         <w:pBdr>
-          <w:top w:val="single" w:color="CCCCCC" w:sz="4"/>
-          <w:bottom w:val="single" w:color="CCCCCC" w:sz="4"/>
-          <w:left w:val="single" w:color="CCCCCC" w:sz="4"/>
-          <w:right w:val="single" w:color="CCCCCC" w:sz="4"/>
+          <w:top w:val="single" w:sz="4" w:space="0" w:color="CCCCCC"/>
+          <w:left w:val="single" w:sz="4" w:space="0" w:color="CCCCCC"/>
+          <w:bottom w:val="single" w:sz="4" w:space="0" w:color="CCCCCC"/>
+          <w:right w:val="single" w:sz="4" w:space="0" w:color="CCCCCC"/>
         </w:pBdr>
-        <w:shd w:fill="F2F2F2" w:val="clear"/>
+        <w:shd w:val="clear" w:color="auto" w:fill="F2F2F2"/>
         <w:spacing w:after="200"/>
       </w:pPr>
       <w:r>
         <w:rPr>
-          <w:rFonts w:ascii="Consolas" w:cs="Consolas" w:eastAsia="Consolas" w:hAnsi="Consolas"/>
+          <w:rFonts w:ascii="Consolas" w:eastAsia="Consolas" w:hAnsi="Consolas" w:cs="Consolas"/>
           <w:color w:val="1F1F1F"/>
           <w:sz w:val="19"/>
           <w:szCs w:val="19"/>
         </w:rPr>
-        <w:t xml:space="preserve">Total Sales = SUM(Superstore[Sales])</w:t>
-      </w:r>
-    </w:p>
-    <w:p>
-      <w:pPr>
-        <w:pBdr>
-          <w:top w:val="single" w:color="CCCCCC" w:sz="4"/>
-          <w:bottom w:val="single" w:color="CCCCCC" w:sz="4"/>
-          <w:left w:val="single" w:color="CCCCCC" w:sz="4"/>
-          <w:right w:val="single" w:color="CCCCCC" w:sz="4"/>
-        </w:pBdr>
-        <w:shd w:fill="F2F2F2" w:val="clear"/>
-        <w:spacing w:after="200"/>
-      </w:pPr>
-      <w:r>
-        <w:rPr>
-          <w:rFonts w:ascii="Consolas" w:cs="Consolas" w:eastAsia="Consolas" w:hAnsi="Consolas"/>
+        <w:t>Total Sales = SUM(</w:t>
+      </w:r>
+      <w:proofErr w:type="gramStart"/>
+      <w:r>
+        <w:rPr>
+          <w:rFonts w:ascii="Consolas" w:eastAsia="Consolas" w:hAnsi="Consolas" w:cs="Consolas"/>
           <w:color w:val="1F1F1F"/>
           <w:sz w:val="19"/>
           <w:szCs w:val="19"/>
         </w:rPr>
-        <w:t xml:space="preserve">Total Orders = DISTINCTCOUNT(Superstore[Order ID])</w:t>
-      </w:r>
-    </w:p>
-    <w:p>
-      <w:pPr>
-        <w:pBdr>
-          <w:top w:val="single" w:color="CCCCCC" w:sz="4"/>
-          <w:bottom w:val="single" w:color="CCCCCC" w:sz="4"/>
-          <w:left w:val="single" w:color="CCCCCC" w:sz="4"/>
-          <w:right w:val="single" w:color="CCCCCC" w:sz="4"/>
-        </w:pBdr>
-        <w:shd w:fill="F2F2F2" w:val="clear"/>
-        <w:spacing w:after="200"/>
-      </w:pPr>
-      <w:r>
-        <w:rPr>
-          <w:rFonts w:ascii="Consolas" w:cs="Consolas" w:eastAsia="Consolas" w:hAnsi="Consolas"/>
+        <w:t>Superstore[</w:t>
+      </w:r>
+      <w:proofErr w:type="gramEnd"/>
+      <w:r>
+        <w:rPr>
+          <w:rFonts w:ascii="Consolas" w:eastAsia="Consolas" w:hAnsi="Consolas" w:cs="Consolas"/>
           <w:color w:val="1F1F1F"/>
           <w:sz w:val="19"/>
           <w:szCs w:val="19"/>
         </w:rPr>
-        <w:t xml:space="preserve">Profit Margin % = DIVIDE([Total Profit], [Total Sales], 0)</w:t>
+        <w:t>Sales])</w:t>
+      </w:r>
+    </w:p>
+    <w:p>
+      <w:pPr>
+        <w:pBdr>
+          <w:top w:val="single" w:sz="4" w:space="0" w:color="CCCCCC"/>
+          <w:left w:val="single" w:sz="4" w:space="0" w:color="CCCCCC"/>
+          <w:bottom w:val="single" w:sz="4" w:space="0" w:color="CCCCCC"/>
+          <w:right w:val="single" w:sz="4" w:space="0" w:color="CCCCCC"/>
+        </w:pBdr>
+        <w:shd w:val="clear" w:color="auto" w:fill="F2F2F2"/>
+        <w:spacing w:after="200"/>
+      </w:pPr>
+      <w:r>
+        <w:rPr>
+          <w:rFonts w:ascii="Consolas" w:eastAsia="Consolas" w:hAnsi="Consolas" w:cs="Consolas"/>
+          <w:color w:val="1F1F1F"/>
+          <w:sz w:val="19"/>
+          <w:szCs w:val="19"/>
+        </w:rPr>
+        <w:t xml:space="preserve">Total Orders = </w:t>
+      </w:r>
+      <w:proofErr w:type="gramStart"/>
+      <w:r>
+        <w:rPr>
+          <w:rFonts w:ascii="Consolas" w:eastAsia="Consolas" w:hAnsi="Consolas" w:cs="Consolas"/>
+          <w:color w:val="1F1F1F"/>
+          <w:sz w:val="19"/>
+          <w:szCs w:val="19"/>
+        </w:rPr>
+        <w:t>DISTINCTCOUNT(Superstore[</w:t>
+      </w:r>
+      <w:proofErr w:type="gramEnd"/>
+      <w:r>
+        <w:rPr>
+          <w:rFonts w:ascii="Consolas" w:eastAsia="Consolas" w:hAnsi="Consolas" w:cs="Consolas"/>
+          <w:color w:val="1F1F1F"/>
+          <w:sz w:val="19"/>
+          <w:szCs w:val="19"/>
+        </w:rPr>
+        <w:t>Order ID])</w:t>
+      </w:r>
+    </w:p>
+    <w:p>
+      <w:pPr>
+        <w:pBdr>
+          <w:top w:val="single" w:sz="4" w:space="0" w:color="CCCCCC"/>
+          <w:left w:val="single" w:sz="4" w:space="0" w:color="CCCCCC"/>
+          <w:bottom w:val="single" w:sz="4" w:space="0" w:color="CCCCCC"/>
+          <w:right w:val="single" w:sz="4" w:space="0" w:color="CCCCCC"/>
+        </w:pBdr>
+        <w:shd w:val="clear" w:color="auto" w:fill="F2F2F2"/>
+        <w:spacing w:after="200"/>
+      </w:pPr>
+      <w:r>
+        <w:rPr>
+          <w:rFonts w:ascii="Consolas" w:eastAsia="Consolas" w:hAnsi="Consolas" w:cs="Consolas"/>
+          <w:color w:val="1F1F1F"/>
+          <w:sz w:val="19"/>
+          <w:szCs w:val="19"/>
+        </w:rPr>
+        <w:t xml:space="preserve">Profit Margin % = </w:t>
+      </w:r>
+      <w:proofErr w:type="gramStart"/>
+      <w:r>
+        <w:rPr>
+          <w:rFonts w:ascii="Consolas" w:eastAsia="Consolas" w:hAnsi="Consolas" w:cs="Consolas"/>
+          <w:color w:val="1F1F1F"/>
+          <w:sz w:val="19"/>
+          <w:szCs w:val="19"/>
+        </w:rPr>
+        <w:t>DIVIDE(</w:t>
+      </w:r>
+      <w:proofErr w:type="gramEnd"/>
+      <w:r>
+        <w:rPr>
+          <w:rFonts w:ascii="Consolas" w:eastAsia="Consolas" w:hAnsi="Consolas" w:cs="Consolas"/>
+          <w:color w:val="1F1F1F"/>
+          <w:sz w:val="19"/>
+          <w:szCs w:val="19"/>
+        </w:rPr>
+        <w:t>[Total Profit], [Total Sales], 0)</w:t>
       </w:r>
     </w:p>
     <w:sectPr>
-      <w:pgSz w:w="11906" w:h="16838" w:orient="portrait"/>
+      <w:pgSz w:w="11906" w:h="16838"/>
       <w:pgMar w:top="720" w:right="900" w:bottom="720" w:left="900" w:header="708" w:footer="708" w:gutter="0"/>
-      <w:pgNumType/>
+      <w:cols w:space="720"/>
       <w:docGrid w:linePitch="360"/>
     </w:sectPr>
   </w:body>
 </w:document>
 </file>
 
-<file path=word/comments.xml><?xml version="1.0" encoding="utf-8"?>
-<w:comments xmlns:cx="http://schemas.microsoft.com/office/drawing/2014/chartex" xmlns:cx1="http://schemas.microsoft.com/office/drawing/2015/9/8/chartex" xmlns:cx2="http://schemas.microsoft.com/office/drawing/2015/10/21/chartex" xmlns:cx3="http://schemas.microsoft.com/office/drawing/2016/5/9/chartex" xmlns:cx4="http://schemas.microsoft.com/office/drawing/2016/5/10/chartex" xmlns:cx5="http://schemas.microsoft.com/office/drawing/2016/5/11/chartex" xmlns:cx6="http://schemas.microsoft.com/office/drawing/2016/5/12/chartex" xmlns:cx7="http://schemas.microsoft.com/office/drawing/2016/5/13/chartex" xmlns:cx8="http://schemas.microsoft.com/office/drawing/2016/5/14/chartex" xmlns:mc="http://schemas.openxmlformats.org/markup-compatibility/2006" xmlns:aink="http://schemas.microsoft.com/office/drawing/2016/ink" xmlns:am3d="http://schemas.microsoft.com/office/drawing/2017/model3d" xmlns:o="urn:schemas-microsoft-com:office:office" xmlns:r="http://schemas.openxmlformats.org/officeDocument/2006/relationships" xmlns:m="http://schemas.openxmlformats.org/officeDocument/2006/math" xmlns:v="urn:schemas-microsoft-com:vml" xmlns:wp14="http://schemas.microsoft.com/office/word/2010/wordprocessingDrawing" xmlns:wp="http://schemas.openxmlformats.org/drawingml/2006/wordprocessingDrawing" xmlns:w10="urn:schemas-microsoft-com:office:word" xmlns:w="http://schemas.openxmlformats.org/wordprocessingml/2006/main" xmlns:w14="http://schemas.microsoft.com/office/word/2010/wordml" xmlns:w15="http://schemas.microsoft.com/office/word/2012/wordml" xmlns:w16cex="http://schemas.microsoft.com/office/word/2018/wordml/cex" xmlns:w16cid="http://schemas.microsoft.com/office/word/2016/wordml/cid" xmlns:w16="http://schemas.microsoft.com/office/word/2018/wordml" xmlns:w16sdtdh="http://schemas.microsoft.com/office/word/2020/wordml/sdtdatahash" xmlns:w16se="http://schemas.microsoft.com/office/word/2015/wordml/symex" xmlns:wpg="http://schemas.microsoft.com/office/word/2010/wordprocessingGroup" xmlns:wpi="http://schemas.microsoft.com/office/word/2010/wordprocessingInk" xmlns:wne="http://schemas.microsoft.com/office/word/2006/wordml" xmlns:wps="http://schemas.microsoft.com/office/word/2010/wordprocessingShape"/>
-</file>
-
-<file path=word/endnotes.xml><?xml version="1.0" encoding="utf-8"?>
-<w:endnotes xmlns:wpc="http://schemas.microsoft.com/office/word/2010/wordprocessingCanvas" xmlns:mc="http://schemas.openxmlformats.org/markup-compatibility/2006" xmlns:o="urn:schemas-microsoft-com:office:office" xmlns:r="http://schemas.openxmlformats.org/officeDocument/2006/relationships" xmlns:m="http://schemas.openxmlformats.org/officeDocument/2006/math" xmlns:v="urn:schemas-microsoft-com:vml" xmlns:wp14="http://schemas.microsoft.com/office/word/2010/wordprocessingDrawing" xmlns:wp="http://schemas.openxmlformats.org/drawingml/2006/wordprocessingDrawing" xmlns:w10="urn:schemas-microsoft-com:office:word" xmlns:w="http://schemas.openxmlformats.org/wordprocessingml/2006/main" xmlns:w14="http://schemas.microsoft.com/office/word/2010/wordml" xmlns:w15="http://schemas.microsoft.com/office/word/2012/wordml" xmlns:wpg="http://schemas.microsoft.com/office/word/2010/wordprocessingGroup" xmlns:wpi="http://schemas.microsoft.com/office/word/2010/wordprocessingInk" xmlns:wne="http://schemas.microsoft.com/office/word/2006/wordml" xmlns:wps="http://schemas.microsoft.com/office/word/2010/wordprocessingShape" mc:Ignorable="w14 w15 wp14">
-  <w:endnote w:type="separator" w:id="-1">
-    <w:p>
-      <w:pPr>
-        <w:spacing w:after="0" w:line="240" w:lineRule="auto"/>
-      </w:pPr>
-      <w:r>
-        <w:rPr>
-          <w:rStyle w:val="EndnoteReference"/>
-        </w:rPr>
-        <w:endnoteRef/>
-      </w:r>
-      <w:r>
-        <w:separator/>
-      </w:r>
-    </w:p>
-  </w:endnote>
-  <w:endnote w:type="continuationSeparator" w:id="0">
-    <w:p>
-      <w:pPr>
-        <w:spacing w:after="0" w:line="240" w:lineRule="auto"/>
-      </w:pPr>
-      <w:r>
-        <w:rPr>
-          <w:rStyle w:val="EndnoteReference"/>
-        </w:rPr>
-        <w:endnoteRef/>
-      </w:r>
-      <w:r>
-        <w:continuationSeparator/>
-      </w:r>
-    </w:p>
-  </w:endnote>
-</w:endnotes>
-</file>
-
-<file path=word/footnotes.xml><?xml version="1.0" encoding="utf-8"?>
-<w:footnotes xmlns:wpc="http://schemas.microsoft.com/office/word/2010/wordprocessingCanvas" xmlns:mc="http://schemas.openxmlformats.org/markup-compatibility/2006" xmlns:o="urn:schemas-microsoft-com:office:office" xmlns:r="http://schemas.openxmlformats.org/officeDocument/2006/relationships" xmlns:m="http://schemas.openxmlformats.org/officeDocument/2006/math" xmlns:v="urn:schemas-microsoft-com:vml" xmlns:wp14="http://schemas.microsoft.com/office/word/2010/wordprocessingDrawing" xmlns:wp="http://schemas.openxmlformats.org/drawingml/2006/wordprocessingDrawing" xmlns:w10="urn:schemas-microsoft-com:office:word" xmlns:w="http://schemas.openxmlformats.org/wordprocessingml/2006/main" xmlns:w14="http://schemas.microsoft.com/office/word/2010/wordml" xmlns:w15="http://schemas.microsoft.com/office/word/2012/wordml" xmlns:wpg="http://schemas.microsoft.com/office/word/2010/wordprocessingGroup" xmlns:wpi="http://schemas.microsoft.com/office/word/2010/wordprocessingInk" xmlns:wne="http://schemas.microsoft.com/office/word/2006/wordml" xmlns:wps="http://schemas.microsoft.com/office/word/2010/wordprocessingShape" mc:Ignorable="w14 w15 wp14">
-  <w:footnote w:type="separator" w:id="-1">
-    <w:p>
-      <w:pPr>
-        <w:spacing w:after="0" w:line="240" w:lineRule="auto"/>
-      </w:pPr>
-      <w:r>
-        <w:rPr>
-          <w:rStyle w:val="FootnoteReference"/>
-        </w:rPr>
-        <w:footnoteRef/>
-      </w:r>
-      <w:r>
-        <w:separator/>
-      </w:r>
-    </w:p>
-  </w:footnote>
-  <w:footnote w:type="continuationSeparator" w:id="0">
-    <w:p>
-      <w:pPr>
-        <w:spacing w:after="0" w:line="240" w:lineRule="auto"/>
-      </w:pPr>
-      <w:r>
-        <w:rPr>
-          <w:rStyle w:val="FootnoteReference"/>
-        </w:rPr>
-        <w:footnoteRef/>
-      </w:r>
-      <w:r>
-        <w:continuationSeparator/>
-      </w:r>
-    </w:p>
-  </w:footnote>
-</w:footnotes>
-</file>
-
 <file path=word/numbering.xml><?xml version="1.0" encoding="utf-8"?>
-<w:numbering xmlns:wpc="http://schemas.microsoft.com/office/word/2010/wordprocessingCanvas" xmlns:mc="http://schemas.openxmlformats.org/markup-compatibility/2006" xmlns:o="urn:schemas-microsoft-com:office:office" xmlns:r="http://schemas.openxmlformats.org/officeDocument/2006/relationships" xmlns:m="http://schemas.openxmlformats.org/officeDocument/2006/math" xmlns:v="urn:schemas-microsoft-com:vml" xmlns:wp14="http://schemas.microsoft.com/office/word/2010/wordprocessingDrawing" xmlns:wp="http://schemas.openxmlformats.org/drawingml/2006/wordprocessingDrawing" xmlns:w10="urn:schemas-microsoft-com:office:word" xmlns:w="http://schemas.openxmlformats.org/wordprocessingml/2006/main" xmlns:w14="http://schemas.microsoft.com/office/word/2010/wordml" xmlns:w15="http://schemas.microsoft.com/office/word/2012/wordml" xmlns:wpg="http://schemas.microsoft.com/office/word/2010/wordprocessingGroup" xmlns:wpi="http://schemas.microsoft.com/office/word/2010/wordprocessingInk" xmlns:wne="http://schemas.microsoft.com/office/word/2006/wordml" xmlns:wps="http://schemas.microsoft.com/office/word/2010/wordprocessingShape" mc:Ignorable="w14 w15 wp14">
-  <w:abstractNum w:abstractNumId="1" w15:restartNumberingAfterBreak="0">
+<w:numbering xmlns:wpc="http://schemas.microsoft.com/office/word/2010/wordprocessingCanvas" xmlns:cx="http://schemas.microsoft.com/office/drawing/2014/chartex" xmlns:cx1="http://schemas.microsoft.com/office/drawing/2015/9/8/chartex" xmlns:cx2="http://schemas.microsoft.com/office/drawing/2015/10/21/chartex" xmlns:cx3="http://schemas.microsoft.com/office/drawing/2016/5/9/chartex" xmlns:cx4="http://schemas.microsoft.com/office/drawing/2016/5/10/chartex" xmlns:cx5="http://schemas.microsoft.com/office/drawing/2016/5/11/chartex" xmlns:cx6="http://schemas.microsoft.com/office/drawing/2016/5/12/chartex" xmlns:cx7="http://schemas.microsoft.com/office/drawing/2016/5/13/chartex" xmlns:cx8="http://schemas.microsoft.com/office/drawing/2016/5/14/chartex" xmlns:mc="http://schemas.openxmlformats.org/markup-compatibility/2006" xmlns:aink="http://schemas.microsoft.com/office/drawing/2016/ink" xmlns:am3d="http://schemas.microsoft.com/office/drawing/2017/model3d" xmlns:o="urn:schemas-microsoft-com:office:office" xmlns:oel="http://schemas.microsoft.com/office/2019/extlst" xmlns:r="http://schemas.openxmlformats.org/officeDocument/2006/relationships" xmlns:m="http://schemas.openxmlformats.org/officeDocument/2006/math" xmlns:v="urn:schemas-microsoft-com:vml" xmlns:wp14="http://schemas.microsoft.com/office/word/2010/wordprocessingDrawing" xmlns:wp="http://schemas.openxmlformats.org/drawingml/2006/wordprocessingDrawing" xmlns:w10="urn:schemas-microsoft-com:office:word" xmlns:w="http://schemas.openxmlformats.org/wordprocessingml/2006/main" xmlns:w14="http://schemas.microsoft.com/office/word/2010/wordml" xmlns:w15="http://schemas.microsoft.com/office/word/2012/wordml" xmlns:w16cei="http://schemas.microsoft.com/office/word/2026/wordml/cei" xmlns:w16cex="http://schemas.microsoft.com/office/word/2018/wordml/cex" xmlns:w16cid="http://schemas.microsoft.com/office/word/2016/wordml/cid" xmlns:w16="http://schemas.microsoft.com/office/word/2018/wordml" xmlns:w16du="http://schemas.microsoft.com/office/word/2023/wordml/word16du" xmlns:w16sdtdh="http://schemas.microsoft.com/office/word/2020/wordml/sdtdatahash" xmlns:w16sdtfl="http://schemas.microsoft.com/office/word/2024/wordml/sdtformatlock" xmlns:w16se="http://schemas.microsoft.com/office/word/2015/wordml/symex" xmlns:wpg="http://schemas.microsoft.com/office/word/2010/wordprocessingGroup" xmlns:wpi="http://schemas.microsoft.com/office/word/2010/wordprocessingInk" xmlns:wne="http://schemas.microsoft.com/office/word/2006/wordml" xmlns:wps="http://schemas.microsoft.com/office/word/2010/wordprocessingShape" mc:Ignorable="w14 w15 w16se w16cid w16 w16cex w16sdtdh w16sdtfl w16du wp14">
+  <w:abstractNum w:abstractNumId="0" w15:restartNumberingAfterBreak="0">
+    <w:nsid w:val="056C2F8A"/>
     <w:multiLevelType w:val="hybridMultilevel"/>
-    <w:lvl w:ilvl="0" w15:tentative="1">
+    <w:tmpl w:val="E14A92A6"/>
+    <w:lvl w:ilvl="0" w:tplc="82380A4C">
       <w:start w:val="1"/>
       <w:numFmt w:val="bullet"/>
       <w:lvlText w:val="●"/>
@@ -672,7 +814,7 @@
         <w:ind w:left="720" w:hanging="360"/>
       </w:pPr>
     </w:lvl>
-    <w:lvl w:ilvl="1" w15:tentative="1">
+    <w:lvl w:ilvl="1" w:tplc="83D2AB6A">
       <w:start w:val="1"/>
       <w:numFmt w:val="bullet"/>
       <w:lvlText w:val="○"/>
@@ -681,7 +823,7 @@
         <w:ind w:left="1440" w:hanging="360"/>
       </w:pPr>
     </w:lvl>
-    <w:lvl w:ilvl="2" w15:tentative="1">
+    <w:lvl w:ilvl="2" w:tplc="8E5E432A">
       <w:start w:val="1"/>
       <w:numFmt w:val="bullet"/>
       <w:lvlText w:val="■"/>
@@ -690,7 +832,7 @@
         <w:ind w:left="2160" w:hanging="360"/>
       </w:pPr>
     </w:lvl>
-    <w:lvl w:ilvl="3" w15:tentative="1">
+    <w:lvl w:ilvl="3" w:tplc="1242C7A0">
       <w:start w:val="1"/>
       <w:numFmt w:val="bullet"/>
       <w:lvlText w:val="●"/>
@@ -699,7 +841,7 @@
         <w:ind w:left="2880" w:hanging="360"/>
       </w:pPr>
     </w:lvl>
-    <w:lvl w:ilvl="4" w15:tentative="1">
+    <w:lvl w:ilvl="4" w:tplc="FE8CD73C">
       <w:start w:val="1"/>
       <w:numFmt w:val="bullet"/>
       <w:lvlText w:val="○"/>
@@ -708,7 +850,7 @@
         <w:ind w:left="3600" w:hanging="360"/>
       </w:pPr>
     </w:lvl>
-    <w:lvl w:ilvl="5" w15:tentative="1">
+    <w:lvl w:ilvl="5" w:tplc="AA54C77C">
       <w:start w:val="1"/>
       <w:numFmt w:val="bullet"/>
       <w:lvlText w:val="■"/>
@@ -717,7 +859,7 @@
         <w:ind w:left="4320" w:hanging="360"/>
       </w:pPr>
     </w:lvl>
-    <w:lvl w:ilvl="6" w15:tentative="1">
+    <w:lvl w:ilvl="6" w:tplc="8A08FD00">
       <w:start w:val="1"/>
       <w:numFmt w:val="bullet"/>
       <w:lvlText w:val="●"/>
@@ -726,7 +868,7 @@
         <w:ind w:left="5040" w:hanging="360"/>
       </w:pPr>
     </w:lvl>
-    <w:lvl w:ilvl="7" w15:tentative="1">
+    <w:lvl w:ilvl="7" w:tplc="B7605C10">
       <w:start w:val="1"/>
       <w:numFmt w:val="bullet"/>
       <w:lvlText w:val="●"/>
@@ -735,7 +877,7 @@
         <w:ind w:left="5760" w:hanging="360"/>
       </w:pPr>
     </w:lvl>
-    <w:lvl w:ilvl="8" w15:tentative="1">
+    <w:lvl w:ilvl="8" w:tplc="53FA0540">
       <w:start w:val="1"/>
       <w:numFmt w:val="bullet"/>
       <w:lvlText w:val="●"/>
@@ -745,9 +887,11 @@
       </w:pPr>
     </w:lvl>
   </w:abstractNum>
-  <w:abstractNum w:abstractNumId="2" w15:restartNumberingAfterBreak="0">
+  <w:abstractNum w:abstractNumId="1" w15:restartNumberingAfterBreak="0">
+    <w:nsid w:val="3B125B81"/>
     <w:multiLevelType w:val="hybridMultilevel"/>
-    <w:lvl w:ilvl="0" w15:tentative="1">
+    <w:tmpl w:val="64DE0014"/>
+    <w:lvl w:ilvl="0" w:tplc="504A9282">
       <w:start w:val="1"/>
       <w:numFmt w:val="bullet"/>
       <w:lvlText w:val="•"/>
@@ -756,15 +900,55 @@
         <w:ind w:left="431" w:hanging="288"/>
       </w:pPr>
     </w:lvl>
+    <w:lvl w:ilvl="1" w:tplc="251C1BD4">
+      <w:numFmt w:val="decimal"/>
+      <w:lvlText w:val=""/>
+      <w:lvlJc w:val="left"/>
+    </w:lvl>
+    <w:lvl w:ilvl="2" w:tplc="0E52CB8C">
+      <w:numFmt w:val="decimal"/>
+      <w:lvlText w:val=""/>
+      <w:lvlJc w:val="left"/>
+    </w:lvl>
+    <w:lvl w:ilvl="3" w:tplc="3A1E0EA4">
+      <w:numFmt w:val="decimal"/>
+      <w:lvlText w:val=""/>
+      <w:lvlJc w:val="left"/>
+    </w:lvl>
+    <w:lvl w:ilvl="4" w:tplc="E7A2AF70">
+      <w:numFmt w:val="decimal"/>
+      <w:lvlText w:val=""/>
+      <w:lvlJc w:val="left"/>
+    </w:lvl>
+    <w:lvl w:ilvl="5" w:tplc="DA023B96">
+      <w:numFmt w:val="decimal"/>
+      <w:lvlText w:val=""/>
+      <w:lvlJc w:val="left"/>
+    </w:lvl>
+    <w:lvl w:ilvl="6" w:tplc="6AD2982E">
+      <w:numFmt w:val="decimal"/>
+      <w:lvlText w:val=""/>
+      <w:lvlJc w:val="left"/>
+    </w:lvl>
+    <w:lvl w:ilvl="7" w:tplc="8624A7F2">
+      <w:numFmt w:val="decimal"/>
+      <w:lvlText w:val=""/>
+      <w:lvlJc w:val="left"/>
+    </w:lvl>
+    <w:lvl w:ilvl="8" w:tplc="939EA4C2">
+      <w:numFmt w:val="decimal"/>
+      <w:lvlText w:val=""/>
+      <w:lvlJc w:val="left"/>
+    </w:lvl>
   </w:abstractNum>
-  <w:num w:numId="1">
-    <w:abstractNumId w:val="1"/>
+  <w:num w:numId="1" w16cid:durableId="1656185913">
+    <w:abstractNumId w:val="0"/>
     <w:lvlOverride w:ilvl="0">
       <w:startOverride w:val="1"/>
     </w:lvlOverride>
   </w:num>
-  <w:num w:numId="2">
-    <w:abstractNumId w:val="2"/>
+  <w:num w:numId="2" w16cid:durableId="22874408">
+    <w:abstractNumId w:val="1"/>
     <w:lvlOverride w:ilvl="0">
       <w:startOverride w:val="1"/>
     </w:lvlOverride>
@@ -773,87 +957,520 @@
 </file>
 
 <file path=word/styles.xml><?xml version="1.0" encoding="utf-8"?>
-<w:styles xmlns:mc="http://schemas.openxmlformats.org/markup-compatibility/2006" xmlns:r="http://schemas.openxmlformats.org/officeDocument/2006/relationships" xmlns:w="http://schemas.openxmlformats.org/wordprocessingml/2006/main" xmlns:w14="http://schemas.microsoft.com/office/word/2010/wordml" xmlns:w15="http://schemas.microsoft.com/office/word/2012/wordml" mc:Ignorable="w14 w15">
+<w:styles xmlns:mc="http://schemas.openxmlformats.org/markup-compatibility/2006" xmlns:r="http://schemas.openxmlformats.org/officeDocument/2006/relationships" xmlns:w="http://schemas.openxmlformats.org/wordprocessingml/2006/main" xmlns:w14="http://schemas.microsoft.com/office/word/2010/wordml" xmlns:w15="http://schemas.microsoft.com/office/word/2012/wordml" xmlns:w16cex="http://schemas.microsoft.com/office/word/2018/wordml/cex" xmlns:w16cid="http://schemas.microsoft.com/office/word/2016/wordml/cid" xmlns:w16="http://schemas.microsoft.com/office/word/2018/wordml" xmlns:w16du="http://schemas.microsoft.com/office/word/2023/wordml/word16du" xmlns:w16sdtdh="http://schemas.microsoft.com/office/word/2020/wordml/sdtdatahash" xmlns:w16sdtfl="http://schemas.microsoft.com/office/word/2024/wordml/sdtformatlock" xmlns:w16se="http://schemas.microsoft.com/office/word/2015/wordml/symex" mc:Ignorable="w14 w15 w16se w16cid w16 w16cex w16sdtdh w16sdtfl w16du">
   <w:docDefaults>
-    <w:rPrDefault/>
+    <w:rPrDefault>
+      <w:rPr>
+        <w:rFonts w:ascii="Times New Roman" w:eastAsia="Times New Roman" w:hAnsi="Times New Roman" w:cs="Times New Roman"/>
+        <w:lang w:val="en-AU" w:eastAsia="en-AU" w:bidi="ar-SA"/>
+      </w:rPr>
+    </w:rPrDefault>
     <w:pPrDefault/>
   </w:docDefaults>
+  <w:latentStyles w:defLockedState="0" w:defUIPriority="99" w:defSemiHidden="0" w:defUnhideWhenUsed="0" w:defQFormat="0" w:count="376">
+    <w:lsdException w:name="Normal" w:uiPriority="0" w:qFormat="1"/>
+    <w:lsdException w:name="heading 1" w:uiPriority="9" w:qFormat="1"/>
+    <w:lsdException w:name="heading 2" w:semiHidden="1" w:uiPriority="9" w:unhideWhenUsed="1" w:qFormat="1"/>
+    <w:lsdException w:name="heading 3" w:semiHidden="1" w:uiPriority="9" w:unhideWhenUsed="1" w:qFormat="1"/>
+    <w:lsdException w:name="heading 4" w:semiHidden="1" w:uiPriority="9" w:unhideWhenUsed="1" w:qFormat="1"/>
+    <w:lsdException w:name="heading 5" w:semiHidden="1" w:uiPriority="9" w:unhideWhenUsed="1" w:qFormat="1"/>
+    <w:lsdException w:name="heading 6" w:semiHidden="1" w:uiPriority="9" w:unhideWhenUsed="1" w:qFormat="1"/>
+    <w:lsdException w:name="heading 7" w:semiHidden="1" w:uiPriority="9" w:unhideWhenUsed="1" w:qFormat="1"/>
+    <w:lsdException w:name="heading 8" w:semiHidden="1" w:uiPriority="9" w:unhideWhenUsed="1" w:qFormat="1"/>
+    <w:lsdException w:name="heading 9" w:semiHidden="1" w:uiPriority="9" w:unhideWhenUsed="1" w:qFormat="1"/>
+    <w:lsdException w:name="index 1" w:semiHidden="1" w:unhideWhenUsed="1"/>
+    <w:lsdException w:name="index 2" w:semiHidden="1" w:unhideWhenUsed="1"/>
+    <w:lsdException w:name="index 3" w:semiHidden="1" w:unhideWhenUsed="1"/>
+    <w:lsdException w:name="index 4" w:semiHidden="1" w:unhideWhenUsed="1"/>
+    <w:lsdException w:name="index 5" w:semiHidden="1" w:unhideWhenUsed="1"/>
+    <w:lsdException w:name="index 6" w:semiHidden="1" w:unhideWhenUsed="1"/>
+    <w:lsdException w:name="index 7" w:semiHidden="1" w:unhideWhenUsed="1"/>
+    <w:lsdException w:name="index 8" w:semiHidden="1" w:unhideWhenUsed="1"/>
+    <w:lsdException w:name="index 9" w:semiHidden="1" w:unhideWhenUsed="1"/>
+    <w:lsdException w:name="toc 1" w:semiHidden="1" w:uiPriority="39" w:unhideWhenUsed="1"/>
+    <w:lsdException w:name="toc 2" w:semiHidden="1" w:uiPriority="39" w:unhideWhenUsed="1"/>
+    <w:lsdException w:name="toc 3" w:semiHidden="1" w:uiPriority="39" w:unhideWhenUsed="1"/>
+    <w:lsdException w:name="toc 4" w:semiHidden="1" w:uiPriority="39" w:unhideWhenUsed="1"/>
+    <w:lsdException w:name="toc 5" w:semiHidden="1" w:uiPriority="39" w:unhideWhenUsed="1"/>
+    <w:lsdException w:name="toc 6" w:semiHidden="1" w:uiPriority="39" w:unhideWhenUsed="1"/>
+    <w:lsdException w:name="toc 7" w:semiHidden="1" w:uiPriority="39" w:unhideWhenUsed="1"/>
+    <w:lsdException w:name="toc 8" w:semiHidden="1" w:uiPriority="39" w:unhideWhenUsed="1"/>
+    <w:lsdException w:name="toc 9" w:semiHidden="1" w:uiPriority="39" w:unhideWhenUsed="1"/>
+    <w:lsdException w:name="Normal Indent" w:semiHidden="1" w:unhideWhenUsed="1"/>
+    <w:lsdException w:name="footnote text" w:semiHidden="1" w:unhideWhenUsed="1"/>
+    <w:lsdException w:name="annotation text" w:semiHidden="1" w:unhideWhenUsed="1"/>
+    <w:lsdException w:name="header" w:semiHidden="1" w:unhideWhenUsed="1"/>
+    <w:lsdException w:name="footer" w:semiHidden="1" w:unhideWhenUsed="1"/>
+    <w:lsdException w:name="index heading" w:semiHidden="1" w:unhideWhenUsed="1"/>
+    <w:lsdException w:name="caption" w:semiHidden="1" w:uiPriority="35" w:unhideWhenUsed="1" w:qFormat="1"/>
+    <w:lsdException w:name="table of figures" w:semiHidden="1" w:unhideWhenUsed="1"/>
+    <w:lsdException w:name="envelope address" w:semiHidden="1" w:unhideWhenUsed="1"/>
+    <w:lsdException w:name="envelope return" w:semiHidden="1" w:unhideWhenUsed="1"/>
+    <w:lsdException w:name="footnote reference" w:semiHidden="1" w:unhideWhenUsed="1"/>
+    <w:lsdException w:name="annotation reference" w:semiHidden="1" w:unhideWhenUsed="1"/>
+    <w:lsdException w:name="line number" w:semiHidden="1" w:unhideWhenUsed="1"/>
+    <w:lsdException w:name="page number" w:semiHidden="1" w:unhideWhenUsed="1"/>
+    <w:lsdException w:name="endnote reference" w:semiHidden="1" w:unhideWhenUsed="1"/>
+    <w:lsdException w:name="endnote text" w:semiHidden="1" w:unhideWhenUsed="1"/>
+    <w:lsdException w:name="table of authorities" w:semiHidden="1" w:unhideWhenUsed="1"/>
+    <w:lsdException w:name="macro" w:semiHidden="1" w:unhideWhenUsed="1"/>
+    <w:lsdException w:name="toa heading" w:semiHidden="1" w:unhideWhenUsed="1"/>
+    <w:lsdException w:name="List" w:semiHidden="1" w:unhideWhenUsed="1"/>
+    <w:lsdException w:name="List Bullet" w:semiHidden="1" w:unhideWhenUsed="1"/>
+    <w:lsdException w:name="List Number" w:semiHidden="1" w:unhideWhenUsed="1"/>
+    <w:lsdException w:name="List 2" w:semiHidden="1" w:unhideWhenUsed="1"/>
+    <w:lsdException w:name="List 3" w:semiHidden="1" w:unhideWhenUsed="1"/>
+    <w:lsdException w:name="List 4" w:semiHidden="1" w:unhideWhenUsed="1"/>
+    <w:lsdException w:name="List 5" w:semiHidden="1" w:unhideWhenUsed="1"/>
+    <w:lsdException w:name="List Bullet 2" w:semiHidden="1" w:unhideWhenUsed="1"/>
+    <w:lsdException w:name="List Bullet 3" w:semiHidden="1" w:unhideWhenUsed="1"/>
+    <w:lsdException w:name="List Bullet 4" w:semiHidden="1" w:unhideWhenUsed="1"/>
+    <w:lsdException w:name="List Bullet 5" w:semiHidden="1" w:unhideWhenUsed="1"/>
+    <w:lsdException w:name="List Number 2" w:semiHidden="1" w:unhideWhenUsed="1"/>
+    <w:lsdException w:name="List Number 3" w:semiHidden="1" w:unhideWhenUsed="1"/>
+    <w:lsdException w:name="List Number 4" w:semiHidden="1" w:unhideWhenUsed="1"/>
+    <w:lsdException w:name="List Number 5" w:semiHidden="1" w:unhideWhenUsed="1"/>
+    <w:lsdException w:name="Title" w:uiPriority="10" w:qFormat="1"/>
+    <w:lsdException w:name="Closing" w:semiHidden="1" w:unhideWhenUsed="1"/>
+    <w:lsdException w:name="Signature" w:semiHidden="1" w:unhideWhenUsed="1"/>
+    <w:lsdException w:name="Default Paragraph Font" w:semiHidden="1" w:uiPriority="1" w:unhideWhenUsed="1"/>
+    <w:lsdException w:name="Body Text" w:semiHidden="1" w:unhideWhenUsed="1"/>
+    <w:lsdException w:name="Body Text Indent" w:semiHidden="1" w:unhideWhenUsed="1"/>
+    <w:lsdException w:name="List Continue" w:semiHidden="1" w:unhideWhenUsed="1"/>
+    <w:lsdException w:name="List Continue 2" w:semiHidden="1" w:unhideWhenUsed="1"/>
+    <w:lsdException w:name="List Continue 3" w:semiHidden="1" w:unhideWhenUsed="1"/>
+    <w:lsdException w:name="List Continue 4" w:semiHidden="1" w:unhideWhenUsed="1"/>
+    <w:lsdException w:name="List Continue 5" w:semiHidden="1" w:unhideWhenUsed="1"/>
+    <w:lsdException w:name="Message Header" w:semiHidden="1" w:unhideWhenUsed="1"/>
+    <w:lsdException w:name="Subtitle" w:uiPriority="11" w:qFormat="1"/>
+    <w:lsdException w:name="Salutation" w:semiHidden="1" w:unhideWhenUsed="1"/>
+    <w:lsdException w:name="Date" w:semiHidden="1" w:unhideWhenUsed="1"/>
+    <w:lsdException w:name="Body Text First Indent" w:semiHidden="1" w:unhideWhenUsed="1"/>
+    <w:lsdException w:name="Body Text First Indent 2" w:semiHidden="1" w:unhideWhenUsed="1"/>
+    <w:lsdException w:name="Note Heading" w:semiHidden="1" w:unhideWhenUsed="1"/>
+    <w:lsdException w:name="Body Text 2" w:semiHidden="1" w:unhideWhenUsed="1"/>
+    <w:lsdException w:name="Body Text 3" w:semiHidden="1" w:unhideWhenUsed="1"/>
+    <w:lsdException w:name="Body Text Indent 2" w:semiHidden="1" w:unhideWhenUsed="1"/>
+    <w:lsdException w:name="Body Text Indent 3" w:semiHidden="1" w:unhideWhenUsed="1"/>
+    <w:lsdException w:name="Block Text" w:semiHidden="1" w:unhideWhenUsed="1"/>
+    <w:lsdException w:name="Hyperlink" w:semiHidden="1" w:unhideWhenUsed="1"/>
+    <w:lsdException w:name="FollowedHyperlink" w:semiHidden="1" w:unhideWhenUsed="1"/>
+    <w:lsdException w:name="Strong" w:uiPriority="22" w:qFormat="1"/>
+    <w:lsdException w:name="Emphasis" w:uiPriority="20" w:qFormat="1"/>
+    <w:lsdException w:name="Document Map" w:semiHidden="1" w:unhideWhenUsed="1"/>
+    <w:lsdException w:name="Plain Text" w:semiHidden="1" w:unhideWhenUsed="1"/>
+    <w:lsdException w:name="E-mail Signature" w:semiHidden="1" w:unhideWhenUsed="1"/>
+    <w:lsdException w:name="HTML Top of Form" w:semiHidden="1" w:unhideWhenUsed="1"/>
+    <w:lsdException w:name="HTML Bottom of Form" w:semiHidden="1" w:unhideWhenUsed="1"/>
+    <w:lsdException w:name="Normal (Web)" w:semiHidden="1" w:unhideWhenUsed="1"/>
+    <w:lsdException w:name="HTML Acronym" w:semiHidden="1" w:unhideWhenUsed="1"/>
+    <w:lsdException w:name="HTML Address" w:semiHidden="1" w:unhideWhenUsed="1"/>
+    <w:lsdException w:name="HTML Cite" w:semiHidden="1" w:unhideWhenUsed="1"/>
+    <w:lsdException w:name="HTML Code" w:semiHidden="1" w:unhideWhenUsed="1"/>
+    <w:lsdException w:name="HTML Definition" w:semiHidden="1" w:unhideWhenUsed="1"/>
+    <w:lsdException w:name="HTML Keyboard" w:semiHidden="1" w:unhideWhenUsed="1"/>
+    <w:lsdException w:name="HTML Preformatted" w:semiHidden="1" w:unhideWhenUsed="1"/>
+    <w:lsdException w:name="HTML Sample" w:semiHidden="1" w:unhideWhenUsed="1"/>
+    <w:lsdException w:name="HTML Typewriter" w:semiHidden="1" w:unhideWhenUsed="1"/>
+    <w:lsdException w:name="HTML Variable" w:semiHidden="1" w:unhideWhenUsed="1"/>
+    <w:lsdException w:name="Normal Table" w:semiHidden="1" w:unhideWhenUsed="1"/>
+    <w:lsdException w:name="annotation subject" w:semiHidden="1" w:unhideWhenUsed="1"/>
+    <w:lsdException w:name="No List" w:semiHidden="1" w:unhideWhenUsed="1"/>
+    <w:lsdException w:name="Outline List 1" w:semiHidden="1" w:unhideWhenUsed="1"/>
+    <w:lsdException w:name="Outline List 2" w:semiHidden="1" w:unhideWhenUsed="1"/>
+    <w:lsdException w:name="Outline List 3" w:semiHidden="1" w:unhideWhenUsed="1"/>
+    <w:lsdException w:name="Table Simple 1" w:semiHidden="1" w:unhideWhenUsed="1"/>
+    <w:lsdException w:name="Table Simple 2" w:semiHidden="1" w:unhideWhenUsed="1"/>
+    <w:lsdException w:name="Table Simple 3" w:semiHidden="1" w:unhideWhenUsed="1"/>
+    <w:lsdException w:name="Table Classic 1" w:semiHidden="1" w:unhideWhenUsed="1"/>
+    <w:lsdException w:name="Table Classic 2" w:semiHidden="1" w:unhideWhenUsed="1"/>
+    <w:lsdException w:name="Table Classic 3" w:semiHidden="1" w:unhideWhenUsed="1"/>
+    <w:lsdException w:name="Table Classic 4" w:semiHidden="1" w:unhideWhenUsed="1"/>
+    <w:lsdException w:name="Table Colorful 1" w:semiHidden="1" w:unhideWhenUsed="1"/>
+    <w:lsdException w:name="Table Colorful 2" w:semiHidden="1" w:unhideWhenUsed="1"/>
+    <w:lsdException w:name="Table Colorful 3" w:semiHidden="1" w:unhideWhenUsed="1"/>
+    <w:lsdException w:name="Table Columns 1" w:semiHidden="1" w:unhideWhenUsed="1"/>
+    <w:lsdException w:name="Table Columns 2" w:semiHidden="1" w:unhideWhenUsed="1"/>
+    <w:lsdException w:name="Table Columns 3" w:semiHidden="1" w:unhideWhenUsed="1"/>
+    <w:lsdException w:name="Table Columns 4" w:semiHidden="1" w:unhideWhenUsed="1"/>
+    <w:lsdException w:name="Table Columns 5" w:semiHidden="1" w:unhideWhenUsed="1"/>
+    <w:lsdException w:name="Table Grid 1" w:semiHidden="1" w:unhideWhenUsed="1"/>
+    <w:lsdException w:name="Table Grid 2" w:semiHidden="1" w:unhideWhenUsed="1"/>
+    <w:lsdException w:name="Table Grid 3" w:semiHidden="1" w:unhideWhenUsed="1"/>
+    <w:lsdException w:name="Table Grid 4" w:semiHidden="1" w:unhideWhenUsed="1"/>
+    <w:lsdException w:name="Table Grid 5" w:semiHidden="1" w:unhideWhenUsed="1"/>
+    <w:lsdException w:name="Table Grid 6" w:semiHidden="1" w:unhideWhenUsed="1"/>
+    <w:lsdException w:name="Table Grid 7" w:semiHidden="1" w:unhideWhenUsed="1"/>
+    <w:lsdException w:name="Table Grid 8" w:semiHidden="1" w:unhideWhenUsed="1"/>
+    <w:lsdException w:name="Table List 1" w:semiHidden="1" w:unhideWhenUsed="1"/>
+    <w:lsdException w:name="Table List 2" w:semiHidden="1" w:unhideWhenUsed="1"/>
+    <w:lsdException w:name="Table List 3" w:semiHidden="1" w:unhideWhenUsed="1"/>
+    <w:lsdException w:name="Table List 4" w:semiHidden="1" w:unhideWhenUsed="1"/>
+    <w:lsdException w:name="Table List 5" w:semiHidden="1" w:unhideWhenUsed="1"/>
+    <w:lsdException w:name="Table List 6" w:semiHidden="1" w:unhideWhenUsed="1"/>
+    <w:lsdException w:name="Table List 7" w:semiHidden="1" w:unhideWhenUsed="1"/>
+    <w:lsdException w:name="Table List 8" w:semiHidden="1" w:unhideWhenUsed="1"/>
+    <w:lsdException w:name="Table 3D effects 1" w:semiHidden="1" w:unhideWhenUsed="1"/>
+    <w:lsdException w:name="Table 3D effects 2" w:semiHidden="1" w:unhideWhenUsed="1"/>
+    <w:lsdException w:name="Table 3D effects 3" w:semiHidden="1" w:unhideWhenUsed="1"/>
+    <w:lsdException w:name="Table Contemporary" w:semiHidden="1" w:unhideWhenUsed="1"/>
+    <w:lsdException w:name="Table Elegant" w:semiHidden="1" w:unhideWhenUsed="1"/>
+    <w:lsdException w:name="Table Professional" w:semiHidden="1" w:unhideWhenUsed="1"/>
+    <w:lsdException w:name="Table Subtle 1" w:semiHidden="1" w:unhideWhenUsed="1"/>
+    <w:lsdException w:name="Table Subtle 2" w:semiHidden="1" w:unhideWhenUsed="1"/>
+    <w:lsdException w:name="Table Web 1" w:semiHidden="1" w:unhideWhenUsed="1"/>
+    <w:lsdException w:name="Table Web 2" w:semiHidden="1" w:unhideWhenUsed="1"/>
+    <w:lsdException w:name="Table Web 3" w:semiHidden="1" w:unhideWhenUsed="1"/>
+    <w:lsdException w:name="Balloon Text" w:semiHidden="1" w:unhideWhenUsed="1"/>
+    <w:lsdException w:name="Table Grid" w:uiPriority="39"/>
+    <w:lsdException w:name="Table Theme" w:semiHidden="1" w:unhideWhenUsed="1"/>
+    <w:lsdException w:name="Placeholder Text" w:semiHidden="1"/>
+    <w:lsdException w:name="No Spacing" w:uiPriority="1" w:qFormat="1"/>
+    <w:lsdException w:name="Light Shading" w:uiPriority="60"/>
+    <w:lsdException w:name="Light List" w:uiPriority="61"/>
+    <w:lsdException w:name="Light Grid" w:uiPriority="62"/>
+    <w:lsdException w:name="Medium Shading 1" w:uiPriority="63"/>
+    <w:lsdException w:name="Medium Shading 2" w:uiPriority="64"/>
+    <w:lsdException w:name="Medium List 1" w:uiPriority="65"/>
+    <w:lsdException w:name="Medium List 2" w:uiPriority="66"/>
+    <w:lsdException w:name="Medium Grid 1" w:uiPriority="67"/>
+    <w:lsdException w:name="Medium Grid 2" w:uiPriority="68"/>
+    <w:lsdException w:name="Medium Grid 3" w:uiPriority="69"/>
+    <w:lsdException w:name="Dark List" w:uiPriority="70"/>
+    <w:lsdException w:name="Colorful Shading" w:uiPriority="71"/>
+    <w:lsdException w:name="Colorful List" w:uiPriority="72"/>
+    <w:lsdException w:name="Colorful Grid" w:uiPriority="73"/>
+    <w:lsdException w:name="Light Shading Accent 1" w:uiPriority="60"/>
+    <w:lsdException w:name="Light List Accent 1" w:uiPriority="61"/>
+    <w:lsdException w:name="Light Grid Accent 1" w:uiPriority="62"/>
+    <w:lsdException w:name="Medium Shading 1 Accent 1" w:uiPriority="63"/>
+    <w:lsdException w:name="Medium Shading 2 Accent 1" w:uiPriority="64"/>
+    <w:lsdException w:name="Medium List 1 Accent 1" w:uiPriority="65"/>
+    <w:lsdException w:name="Revision" w:semiHidden="1"/>
+    <w:lsdException w:name="List Paragraph" w:uiPriority="34" w:qFormat="1"/>
+    <w:lsdException w:name="Quote" w:uiPriority="29" w:qFormat="1"/>
+    <w:lsdException w:name="Intense Quote" w:uiPriority="30" w:qFormat="1"/>
+    <w:lsdException w:name="Medium List 2 Accent 1" w:uiPriority="66"/>
+    <w:lsdException w:name="Medium Grid 1 Accent 1" w:uiPriority="67"/>
+    <w:lsdException w:name="Medium Grid 2 Accent 1" w:uiPriority="68"/>
+    <w:lsdException w:name="Medium Grid 3 Accent 1" w:uiPriority="69"/>
+    <w:lsdException w:name="Dark List Accent 1" w:uiPriority="70"/>
+    <w:lsdException w:name="Colorful Shading Accent 1" w:uiPriority="71"/>
+    <w:lsdException w:name="Colorful List Accent 1" w:uiPriority="72"/>
+    <w:lsdException w:name="Colorful Grid Accent 1" w:uiPriority="73"/>
+    <w:lsdException w:name="Light Shading Accent 2" w:uiPriority="60"/>
+    <w:lsdException w:name="Light List Accent 2" w:uiPriority="61"/>
+    <w:lsdException w:name="Light Grid Accent 2" w:uiPriority="62"/>
+    <w:lsdException w:name="Medium Shading 1 Accent 2" w:uiPriority="63"/>
+    <w:lsdException w:name="Medium Shading 2 Accent 2" w:uiPriority="64"/>
+    <w:lsdException w:name="Medium List 1 Accent 2" w:uiPriority="65"/>
+    <w:lsdException w:name="Medium List 2 Accent 2" w:uiPriority="66"/>
+    <w:lsdException w:name="Medium Grid 1 Accent 2" w:uiPriority="67"/>
+    <w:lsdException w:name="Medium Grid 2 Accent 2" w:uiPriority="68"/>
+    <w:lsdException w:name="Medium Grid 3 Accent 2" w:uiPriority="69"/>
+    <w:lsdException w:name="Dark List Accent 2" w:uiPriority="70"/>
+    <w:lsdException w:name="Colorful Shading Accent 2" w:uiPriority="71"/>
+    <w:lsdException w:name="Colorful List Accent 2" w:uiPriority="72"/>
+    <w:lsdException w:name="Colorful Grid Accent 2" w:uiPriority="73"/>
+    <w:lsdException w:name="Light Shading Accent 3" w:uiPriority="60"/>
+    <w:lsdException w:name="Light List Accent 3" w:uiPriority="61"/>
+    <w:lsdException w:name="Light Grid Accent 3" w:uiPriority="62"/>
+    <w:lsdException w:name="Medium Shading 1 Accent 3" w:uiPriority="63"/>
+    <w:lsdException w:name="Medium Shading 2 Accent 3" w:uiPriority="64"/>
+    <w:lsdException w:name="Medium List 1 Accent 3" w:uiPriority="65"/>
+    <w:lsdException w:name="Medium List 2 Accent 3" w:uiPriority="66"/>
+    <w:lsdException w:name="Medium Grid 1 Accent 3" w:uiPriority="67"/>
+    <w:lsdException w:name="Medium Grid 2 Accent 3" w:uiPriority="68"/>
+    <w:lsdException w:name="Medium Grid 3 Accent 3" w:uiPriority="69"/>
+    <w:lsdException w:name="Dark List Accent 3" w:uiPriority="70"/>
+    <w:lsdException w:name="Colorful Shading Accent 3" w:uiPriority="71"/>
+    <w:lsdException w:name="Colorful List Accent 3" w:uiPriority="72"/>
+    <w:lsdException w:name="Colorful Grid Accent 3" w:uiPriority="73"/>
+    <w:lsdException w:name="Light Shading Accent 4" w:uiPriority="60"/>
+    <w:lsdException w:name="Light List Accent 4" w:uiPriority="61"/>
+    <w:lsdException w:name="Light Grid Accent 4" w:uiPriority="62"/>
+    <w:lsdException w:name="Medium Shading 1 Accent 4" w:uiPriority="63"/>
+    <w:lsdException w:name="Medium Shading 2 Accent 4" w:uiPriority="64"/>
+    <w:lsdException w:name="Medium List 1 Accent 4" w:uiPriority="65"/>
+    <w:lsdException w:name="Medium List 2 Accent 4" w:uiPriority="66"/>
+    <w:lsdException w:name="Medium Grid 1 Accent 4" w:uiPriority="67"/>
+    <w:lsdException w:name="Medium Grid 2 Accent 4" w:uiPriority="68"/>
+    <w:lsdException w:name="Medium Grid 3 Accent 4" w:uiPriority="69"/>
+    <w:lsdException w:name="Dark List Accent 4" w:uiPriority="70"/>
+    <w:lsdException w:name="Colorful Shading Accent 4" w:uiPriority="71"/>
+    <w:lsdException w:name="Colorful List Accent 4" w:uiPriority="72"/>
+    <w:lsdException w:name="Colorful Grid Accent 4" w:uiPriority="73"/>
+    <w:lsdException w:name="Light Shading Accent 5" w:uiPriority="60"/>
+    <w:lsdException w:name="Light List Accent 5" w:uiPriority="61"/>
+    <w:lsdException w:name="Light Grid Accent 5" w:uiPriority="62"/>
+    <w:lsdException w:name="Medium Shading 1 Accent 5" w:uiPriority="63"/>
+    <w:lsdException w:name="Medium Shading 2 Accent 5" w:uiPriority="64"/>
+    <w:lsdException w:name="Medium List 1 Accent 5" w:uiPriority="65"/>
+    <w:lsdException w:name="Medium List 2 Accent 5" w:uiPriority="66"/>
+    <w:lsdException w:name="Medium Grid 1 Accent 5" w:uiPriority="67"/>
+    <w:lsdException w:name="Medium Grid 2 Accent 5" w:uiPriority="68"/>
+    <w:lsdException w:name="Medium Grid 3 Accent 5" w:uiPriority="69"/>
+    <w:lsdException w:name="Dark List Accent 5" w:uiPriority="70"/>
+    <w:lsdException w:name="Colorful Shading Accent 5" w:uiPriority="71"/>
+    <w:lsdException w:name="Colorful List Accent 5" w:uiPriority="72"/>
+    <w:lsdException w:name="Colorful Grid Accent 5" w:uiPriority="73"/>
+    <w:lsdException w:name="Light Shading Accent 6" w:uiPriority="60"/>
+    <w:lsdException w:name="Light List Accent 6" w:uiPriority="61"/>
+    <w:lsdException w:name="Light Grid Accent 6" w:uiPriority="62"/>
+    <w:lsdException w:name="Medium Shading 1 Accent 6" w:uiPriority="63"/>
+    <w:lsdException w:name="Medium Shading 2 Accent 6" w:uiPriority="64"/>
+    <w:lsdException w:name="Medium List 1 Accent 6" w:uiPriority="65"/>
+    <w:lsdException w:name="Medium List 2 Accent 6" w:uiPriority="66"/>
+    <w:lsdException w:name="Medium Grid 1 Accent 6" w:uiPriority="67"/>
+    <w:lsdException w:name="Medium Grid 2 Accent 6" w:uiPriority="68"/>
+    <w:lsdException w:name="Medium Grid 3 Accent 6" w:uiPriority="69"/>
+    <w:lsdException w:name="Dark List Accent 6" w:uiPriority="70"/>
+    <w:lsdException w:name="Colorful Shading Accent 6" w:uiPriority="71"/>
+    <w:lsdException w:name="Colorful List Accent 6" w:uiPriority="72"/>
+    <w:lsdException w:name="Colorful Grid Accent 6" w:uiPriority="73"/>
+    <w:lsdException w:name="Subtle Emphasis" w:uiPriority="19" w:qFormat="1"/>
+    <w:lsdException w:name="Intense Emphasis" w:uiPriority="21" w:qFormat="1"/>
+    <w:lsdException w:name="Subtle Reference" w:uiPriority="31" w:qFormat="1"/>
+    <w:lsdException w:name="Intense Reference" w:uiPriority="32" w:qFormat="1"/>
+    <w:lsdException w:name="Book Title" w:uiPriority="33" w:qFormat="1"/>
+    <w:lsdException w:name="Bibliography" w:semiHidden="1" w:uiPriority="37" w:unhideWhenUsed="1"/>
+    <w:lsdException w:name="TOC Heading" w:semiHidden="1" w:uiPriority="39" w:unhideWhenUsed="1" w:qFormat="1"/>
+    <w:lsdException w:name="Plain Table 1" w:uiPriority="41"/>
+    <w:lsdException w:name="Plain Table 2" w:uiPriority="42"/>
+    <w:lsdException w:name="Plain Table 3" w:uiPriority="43"/>
+    <w:lsdException w:name="Plain Table 4" w:uiPriority="44"/>
+    <w:lsdException w:name="Plain Table 5" w:uiPriority="45"/>
+    <w:lsdException w:name="Grid Table Light" w:uiPriority="40"/>
+    <w:lsdException w:name="Grid Table 1 Light" w:uiPriority="46"/>
+    <w:lsdException w:name="Grid Table 2" w:uiPriority="47"/>
+    <w:lsdException w:name="Grid Table 3" w:uiPriority="48"/>
+    <w:lsdException w:name="Grid Table 4" w:uiPriority="49"/>
+    <w:lsdException w:name="Grid Table 5 Dark" w:uiPriority="50"/>
+    <w:lsdException w:name="Grid Table 6 Colorful" w:uiPriority="51"/>
+    <w:lsdException w:name="Grid Table 7 Colorful" w:uiPriority="52"/>
+    <w:lsdException w:name="Grid Table 1 Light Accent 1" w:uiPriority="46"/>
+    <w:lsdException w:name="Grid Table 2 Accent 1" w:uiPriority="47"/>
+    <w:lsdException w:name="Grid Table 3 Accent 1" w:uiPriority="48"/>
+    <w:lsdException w:name="Grid Table 4 Accent 1" w:uiPriority="49"/>
+    <w:lsdException w:name="Grid Table 5 Dark Accent 1" w:uiPriority="50"/>
+    <w:lsdException w:name="Grid Table 6 Colorful Accent 1" w:uiPriority="51"/>
+    <w:lsdException w:name="Grid Table 7 Colorful Accent 1" w:uiPriority="52"/>
+    <w:lsdException w:name="Grid Table 1 Light Accent 2" w:uiPriority="46"/>
+    <w:lsdException w:name="Grid Table 2 Accent 2" w:uiPriority="47"/>
+    <w:lsdException w:name="Grid Table 3 Accent 2" w:uiPriority="48"/>
+    <w:lsdException w:name="Grid Table 4 Accent 2" w:uiPriority="49"/>
+    <w:lsdException w:name="Grid Table 5 Dark Accent 2" w:uiPriority="50"/>
+    <w:lsdException w:name="Grid Table 6 Colorful Accent 2" w:uiPriority="51"/>
+    <w:lsdException w:name="Grid Table 7 Colorful Accent 2" w:uiPriority="52"/>
+    <w:lsdException w:name="Grid Table 1 Light Accent 3" w:uiPriority="46"/>
+    <w:lsdException w:name="Grid Table 2 Accent 3" w:uiPriority="47"/>
+    <w:lsdException w:name="Grid Table 3 Accent 3" w:uiPriority="48"/>
+    <w:lsdException w:name="Grid Table 4 Accent 3" w:uiPriority="49"/>
+    <w:lsdException w:name="Grid Table 5 Dark Accent 3" w:uiPriority="50"/>
+    <w:lsdException w:name="Grid Table 6 Colorful Accent 3" w:uiPriority="51"/>
+    <w:lsdException w:name="Grid Table 7 Colorful Accent 3" w:uiPriority="52"/>
+    <w:lsdException w:name="Grid Table 1 Light Accent 4" w:uiPriority="46"/>
+    <w:lsdException w:name="Grid Table 2 Accent 4" w:uiPriority="47"/>
+    <w:lsdException w:name="Grid Table 3 Accent 4" w:uiPriority="48"/>
+    <w:lsdException w:name="Grid Table 4 Accent 4" w:uiPriority="49"/>
+    <w:lsdException w:name="Grid Table 5 Dark Accent 4" w:uiPriority="50"/>
+    <w:lsdException w:name="Grid Table 6 Colorful Accent 4" w:uiPriority="51"/>
+    <w:lsdException w:name="Grid Table 7 Colorful Accent 4" w:uiPriority="52"/>
+    <w:lsdException w:name="Grid Table 1 Light Accent 5" w:uiPriority="46"/>
+    <w:lsdException w:name="Grid Table 2 Accent 5" w:uiPriority="47"/>
+    <w:lsdException w:name="Grid Table 3 Accent 5" w:uiPriority="48"/>
+    <w:lsdException w:name="Grid Table 4 Accent 5" w:uiPriority="49"/>
+    <w:lsdException w:name="Grid Table 5 Dark Accent 5" w:uiPriority="50"/>
+    <w:lsdException w:name="Grid Table 6 Colorful Accent 5" w:uiPriority="51"/>
+    <w:lsdException w:name="Grid Table 7 Colorful Accent 5" w:uiPriority="52"/>
+    <w:lsdException w:name="Grid Table 1 Light Accent 6" w:uiPriority="46"/>
+    <w:lsdException w:name="Grid Table 2 Accent 6" w:uiPriority="47"/>
+    <w:lsdException w:name="Grid Table 3 Accent 6" w:uiPriority="48"/>
+    <w:lsdException w:name="Grid Table 4 Accent 6" w:uiPriority="49"/>
+    <w:lsdException w:name="Grid Table 5 Dark Accent 6" w:uiPriority="50"/>
+    <w:lsdException w:name="Grid Table 6 Colorful Accent 6" w:uiPriority="51"/>
+    <w:lsdException w:name="Grid Table 7 Colorful Accent 6" w:uiPriority="52"/>
+    <w:lsdException w:name="List Table 1 Light" w:uiPriority="46"/>
+    <w:lsdException w:name="List Table 2" w:uiPriority="47"/>
+    <w:lsdException w:name="List Table 3" w:uiPriority="48"/>
+    <w:lsdException w:name="List Table 4" w:uiPriority="49"/>
+    <w:lsdException w:name="List Table 5 Dark" w:uiPriority="50"/>
+    <w:lsdException w:name="List Table 6 Colorful" w:uiPriority="51"/>
+    <w:lsdException w:name="List Table 7 Colorful" w:uiPriority="52"/>
+    <w:lsdException w:name="List Table 1 Light Accent 1" w:uiPriority="46"/>
+    <w:lsdException w:name="List Table 2 Accent 1" w:uiPriority="47"/>
+    <w:lsdException w:name="List Table 3 Accent 1" w:uiPriority="48"/>
+    <w:lsdException w:name="List Table 4 Accent 1" w:uiPriority="49"/>
+    <w:lsdException w:name="List Table 5 Dark Accent 1" w:uiPriority="50"/>
+    <w:lsdException w:name="List Table 6 Colorful Accent 1" w:uiPriority="51"/>
+    <w:lsdException w:name="List Table 7 Colorful Accent 1" w:uiPriority="52"/>
+    <w:lsdException w:name="List Table 1 Light Accent 2" w:uiPriority="46"/>
+    <w:lsdException w:name="List Table 2 Accent 2" w:uiPriority="47"/>
+    <w:lsdException w:name="List Table 3 Accent 2" w:uiPriority="48"/>
+    <w:lsdException w:name="List Table 4 Accent 2" w:uiPriority="49"/>
+    <w:lsdException w:name="List Table 5 Dark Accent 2" w:uiPriority="50"/>
+    <w:lsdException w:name="List Table 6 Colorful Accent 2" w:uiPriority="51"/>
+    <w:lsdException w:name="List Table 7 Colorful Accent 2" w:uiPriority="52"/>
+    <w:lsdException w:name="List Table 1 Light Accent 3" w:uiPriority="46"/>
+    <w:lsdException w:name="List Table 2 Accent 3" w:uiPriority="47"/>
+    <w:lsdException w:name="List Table 3 Accent 3" w:uiPriority="48"/>
+    <w:lsdException w:name="List Table 4 Accent 3" w:uiPriority="49"/>
+    <w:lsdException w:name="List Table 5 Dark Accent 3" w:uiPriority="50"/>
+    <w:lsdException w:name="List Table 6 Colorful Accent 3" w:uiPriority="51"/>
+    <w:lsdException w:name="List Table 7 Colorful Accent 3" w:uiPriority="52"/>
+    <w:lsdException w:name="List Table 1 Light Accent 4" w:uiPriority="46"/>
+    <w:lsdException w:name="List Table 2 Accent 4" w:uiPriority="47"/>
+    <w:lsdException w:name="List Table 3 Accent 4" w:uiPriority="48"/>
+    <w:lsdException w:name="List Table 4 Accent 4" w:uiPriority="49"/>
+    <w:lsdException w:name="List Table 5 Dark Accent 4" w:uiPriority="50"/>
+    <w:lsdException w:name="List Table 6 Colorful Accent 4" w:uiPriority="51"/>
+    <w:lsdException w:name="List Table 7 Colorful Accent 4" w:uiPriority="52"/>
+    <w:lsdException w:name="List Table 1 Light Accent 5" w:uiPriority="46"/>
+    <w:lsdException w:name="List Table 2 Accent 5" w:uiPriority="47"/>
+    <w:lsdException w:name="List Table 3 Accent 5" w:uiPriority="48"/>
+    <w:lsdException w:name="List Table 4 Accent 5" w:uiPriority="49"/>
+    <w:lsdException w:name="List Table 5 Dark Accent 5" w:uiPriority="50"/>
+    <w:lsdException w:name="List Table 6 Colorful Accent 5" w:uiPriority="51"/>
+    <w:lsdException w:name="List Table 7 Colorful Accent 5" w:uiPriority="52"/>
+    <w:lsdException w:name="List Table 1 Light Accent 6" w:uiPriority="46"/>
+    <w:lsdException w:name="List Table 2 Accent 6" w:uiPriority="47"/>
+    <w:lsdException w:name="List Table 3 Accent 6" w:uiPriority="48"/>
+    <w:lsdException w:name="List Table 4 Accent 6" w:uiPriority="49"/>
+    <w:lsdException w:name="List Table 5 Dark Accent 6" w:uiPriority="50"/>
+    <w:lsdException w:name="List Table 6 Colorful Accent 6" w:uiPriority="51"/>
+    <w:lsdException w:name="List Table 7 Colorful Accent 6" w:uiPriority="52"/>
+    <w:lsdException w:name="Mention" w:semiHidden="1" w:unhideWhenUsed="1"/>
+    <w:lsdException w:name="Smart Hyperlink" w:semiHidden="1" w:unhideWhenUsed="1"/>
+    <w:lsdException w:name="Hashtag" w:semiHidden="1" w:unhideWhenUsed="1"/>
+    <w:lsdException w:name="Unresolved Mention" w:semiHidden="1" w:unhideWhenUsed="1"/>
+    <w:lsdException w:name="Smart Link" w:semiHidden="1" w:unhideWhenUsed="1"/>
+  </w:latentStyles>
+  <w:style w:type="paragraph" w:default="1" w:styleId="Normal">
+    <w:name w:val="Normal"/>
+    <w:qFormat/>
+  </w:style>
+  <w:style w:type="paragraph" w:styleId="Heading1">
+    <w:name w:val="heading 1"/>
+    <w:uiPriority w:val="9"/>
+    <w:qFormat/>
+    <w:pPr>
+      <w:outlineLvl w:val="0"/>
+    </w:pPr>
+    <w:rPr>
+      <w:color w:val="2E74B5"/>
+      <w:sz w:val="32"/>
+      <w:szCs w:val="32"/>
+    </w:rPr>
+  </w:style>
+  <w:style w:type="paragraph" w:styleId="Heading2">
+    <w:name w:val="heading 2"/>
+    <w:uiPriority w:val="9"/>
+    <w:semiHidden/>
+    <w:unhideWhenUsed/>
+    <w:qFormat/>
+    <w:pPr>
+      <w:outlineLvl w:val="1"/>
+    </w:pPr>
+    <w:rPr>
+      <w:color w:val="2E74B5"/>
+      <w:sz w:val="26"/>
+      <w:szCs w:val="26"/>
+    </w:rPr>
+  </w:style>
+  <w:style w:type="paragraph" w:styleId="Heading3">
+    <w:name w:val="heading 3"/>
+    <w:uiPriority w:val="9"/>
+    <w:semiHidden/>
+    <w:unhideWhenUsed/>
+    <w:qFormat/>
+    <w:pPr>
+      <w:outlineLvl w:val="2"/>
+    </w:pPr>
+    <w:rPr>
+      <w:color w:val="1F4D78"/>
+      <w:sz w:val="24"/>
+      <w:szCs w:val="24"/>
+    </w:rPr>
+  </w:style>
+  <w:style w:type="paragraph" w:styleId="Heading4">
+    <w:name w:val="heading 4"/>
+    <w:uiPriority w:val="9"/>
+    <w:semiHidden/>
+    <w:unhideWhenUsed/>
+    <w:qFormat/>
+    <w:pPr>
+      <w:outlineLvl w:val="3"/>
+    </w:pPr>
+    <w:rPr>
+      <w:i/>
+      <w:iCs/>
+      <w:color w:val="2E74B5"/>
+    </w:rPr>
+  </w:style>
+  <w:style w:type="paragraph" w:styleId="Heading5">
+    <w:name w:val="heading 5"/>
+    <w:uiPriority w:val="9"/>
+    <w:semiHidden/>
+    <w:unhideWhenUsed/>
+    <w:qFormat/>
+    <w:pPr>
+      <w:outlineLvl w:val="4"/>
+    </w:pPr>
+    <w:rPr>
+      <w:color w:val="2E74B5"/>
+    </w:rPr>
+  </w:style>
+  <w:style w:type="paragraph" w:styleId="Heading6">
+    <w:name w:val="heading 6"/>
+    <w:uiPriority w:val="9"/>
+    <w:semiHidden/>
+    <w:unhideWhenUsed/>
+    <w:qFormat/>
+    <w:pPr>
+      <w:outlineLvl w:val="5"/>
+    </w:pPr>
+    <w:rPr>
+      <w:color w:val="1F4D78"/>
+    </w:rPr>
+  </w:style>
+  <w:style w:type="character" w:default="1" w:styleId="DefaultParagraphFont">
+    <w:name w:val="Default Paragraph Font"/>
+    <w:uiPriority w:val="1"/>
+    <w:semiHidden/>
+    <w:unhideWhenUsed/>
+  </w:style>
+  <w:style w:type="table" w:default="1" w:styleId="TableNormal">
+    <w:name w:val="Normal Table"/>
+    <w:uiPriority w:val="99"/>
+    <w:semiHidden/>
+    <w:unhideWhenUsed/>
+    <w:tblPr>
+      <w:tblInd w:w="0" w:type="dxa"/>
+      <w:tblCellMar>
+        <w:top w:w="0" w:type="dxa"/>
+        <w:left w:w="108" w:type="dxa"/>
+        <w:bottom w:w="0" w:type="dxa"/>
+        <w:right w:w="108" w:type="dxa"/>
+      </w:tblCellMar>
+    </w:tblPr>
+  </w:style>
+  <w:style w:type="numbering" w:default="1" w:styleId="NoList">
+    <w:name w:val="No List"/>
+    <w:uiPriority w:val="99"/>
+    <w:semiHidden/>
+    <w:unhideWhenUsed/>
+  </w:style>
   <w:style w:type="paragraph" w:styleId="Title">
     <w:name w:val="Title"/>
-    <w:basedOn w:val="Normal"/>
-    <w:next w:val="Normal"/>
+    <w:uiPriority w:val="10"/>
     <w:qFormat/>
     <w:rPr>
       <w:sz w:val="56"/>
       <w:szCs w:val="56"/>
     </w:rPr>
   </w:style>
-  <w:style w:type="paragraph" w:styleId="Heading1">
-    <w:name w:val="Heading 1"/>
-    <w:basedOn w:val="Normal"/>
-    <w:next w:val="Normal"/>
-    <w:qFormat/>
-    <w:rPr>
-      <w:color w:val="2E74B5"/>
-      <w:sz w:val="32"/>
-      <w:szCs w:val="32"/>
-    </w:rPr>
-  </w:style>
-  <w:style w:type="paragraph" w:styleId="Heading2">
-    <w:name w:val="Heading 2"/>
-    <w:basedOn w:val="Normal"/>
-    <w:next w:val="Normal"/>
-    <w:qFormat/>
-    <w:rPr>
-      <w:color w:val="2E74B5"/>
-      <w:sz w:val="26"/>
-      <w:szCs w:val="26"/>
-    </w:rPr>
-  </w:style>
-  <w:style w:type="paragraph" w:styleId="Heading3">
-    <w:name w:val="Heading 3"/>
-    <w:basedOn w:val="Normal"/>
-    <w:next w:val="Normal"/>
-    <w:qFormat/>
-    <w:rPr>
-      <w:color w:val="1F4D78"/>
-      <w:sz w:val="24"/>
-      <w:szCs w:val="24"/>
-    </w:rPr>
-  </w:style>
-  <w:style w:type="paragraph" w:styleId="Heading4">
-    <w:name w:val="Heading 4"/>
-    <w:basedOn w:val="Normal"/>
-    <w:next w:val="Normal"/>
-    <w:qFormat/>
-    <w:rPr>
-      <w:i/>
-      <w:iCs/>
-      <w:color w:val="2E74B5"/>
-    </w:rPr>
-  </w:style>
-  <w:style w:type="paragraph" w:styleId="Heading5">
-    <w:name w:val="Heading 5"/>
-    <w:basedOn w:val="Normal"/>
-    <w:next w:val="Normal"/>
-    <w:qFormat/>
-    <w:rPr>
-      <w:color w:val="2E74B5"/>
-    </w:rPr>
-  </w:style>
-  <w:style w:type="paragraph" w:styleId="Heading6">
-    <w:name w:val="Heading 6"/>
-    <w:basedOn w:val="Normal"/>
-    <w:next w:val="Normal"/>
-    <w:qFormat/>
-    <w:rPr>
-      <w:color w:val="1F4D78"/>
-    </w:rPr>
-  </w:style>
-  <w:style w:type="paragraph" w:styleId="Strong">
-    <w:name w:val="Strong"/>
-    <w:basedOn w:val="Normal"/>
-    <w:next w:val="Normal"/>
+  <w:style w:type="paragraph" w:customStyle="1" w:styleId="Strong1">
+    <w:name w:val="Strong1"/>
     <w:qFormat/>
     <w:rPr>
       <w:b/>
@@ -862,12 +1479,10 @@
   </w:style>
   <w:style w:type="paragraph" w:styleId="ListParagraph">
     <w:name w:val="List Paragraph"/>
-    <w:basedOn w:val="Normal"/>
     <w:qFormat/>
   </w:style>
   <w:style w:type="character" w:styleId="Hyperlink">
     <w:name w:val="Hyperlink"/>
-    <w:basedOn w:val="DefaultParagraphFont"/>
     <w:uiPriority w:val="99"/>
     <w:unhideWhenUsed/>
     <w:rPr>
@@ -877,7 +1492,6 @@
   </w:style>
   <w:style w:type="character" w:styleId="FootnoteReference">
     <w:name w:val="footnote reference"/>
-    <w:basedOn w:val="DefaultParagraphFont"/>
     <w:uiPriority w:val="99"/>
     <w:semiHidden/>
     <w:unhideWhenUsed/>
@@ -887,22 +1501,13 @@
   </w:style>
   <w:style w:type="paragraph" w:styleId="FootnoteText">
     <w:name w:val="footnote text"/>
-    <w:basedOn w:val="Normal"/>
     <w:link w:val="FootnoteTextChar"/>
     <w:uiPriority w:val="99"/>
     <w:semiHidden/>
     <w:unhideWhenUsed/>
-    <w:pPr>
-      <w:spacing w:after="0" w:line="240" w:lineRule="auto"/>
-    </w:pPr>
-    <w:rPr>
-      <w:sz w:val="20"/>
-      <w:szCs w:val="20"/>
-    </w:rPr>
-  </w:style>
-  <w:style w:type="character" w:styleId="FootnoteTextChar">
+  </w:style>
+  <w:style w:type="character" w:customStyle="1" w:styleId="FootnoteTextChar">
     <w:name w:val="Footnote Text Char"/>
-    <w:basedOn w:val="DefaultParagraphFont"/>
     <w:link w:val="FootnoteText"/>
     <w:uiPriority w:val="99"/>
     <w:semiHidden/>
@@ -914,7 +1519,6 @@
   </w:style>
   <w:style w:type="character" w:styleId="EndnoteReference">
     <w:name w:val="endnote reference"/>
-    <w:basedOn w:val="DefaultParagraphFont"/>
     <w:uiPriority w:val="99"/>
     <w:semiHidden/>
     <w:unhideWhenUsed/>
@@ -924,22 +1528,13 @@
   </w:style>
   <w:style w:type="paragraph" w:styleId="EndnoteText">
     <w:name w:val="endnote text"/>
-    <w:basedOn w:val="Normal"/>
     <w:link w:val="EndnoteTextChar"/>
     <w:uiPriority w:val="99"/>
     <w:semiHidden/>
     <w:unhideWhenUsed/>
-    <w:pPr>
-      <w:spacing w:after="0" w:line="240" w:lineRule="auto"/>
-    </w:pPr>
-    <w:rPr>
-      <w:sz w:val="20"/>
-      <w:szCs w:val="20"/>
-    </w:rPr>
-  </w:style>
-  <w:style w:type="character" w:styleId="EndnoteTextChar">
+  </w:style>
+  <w:style w:type="character" w:customStyle="1" w:styleId="EndnoteTextChar">
     <w:name w:val="Endnote Text Char"/>
-    <w:basedOn w:val="DefaultParagraphFont"/>
     <w:link w:val="EndnoteText"/>
     <w:uiPriority w:val="99"/>
     <w:semiHidden/>
@@ -950,4 +1545,319 @@
     </w:rPr>
   </w:style>
 </w:styles>
+</file>
+
+<file path=word/theme/theme1.xml><?xml version="1.0" encoding="utf-8"?>
+<a:theme xmlns:a="http://schemas.openxmlformats.org/drawingml/2006/main" name="Office Theme">
+  <a:themeElements>
+    <a:clrScheme name="Office">
+      <a:dk1>
+        <a:sysClr val="windowText" lastClr="000000"/>
+      </a:dk1>
+      <a:lt1>
+        <a:sysClr val="window" lastClr="FFFFFF"/>
+      </a:lt1>
+      <a:dk2>
+        <a:srgbClr val="0E2841"/>
+      </a:dk2>
+      <a:lt2>
+        <a:srgbClr val="E8E8E8"/>
+      </a:lt2>
+      <a:accent1>
+        <a:srgbClr val="156082"/>
+      </a:accent1>
+      <a:accent2>
+        <a:srgbClr val="E97132"/>
+      </a:accent2>
+      <a:accent3>
+        <a:srgbClr val="196B24"/>
+      </a:accent3>
+      <a:accent4>
+        <a:srgbClr val="0F9ED5"/>
+      </a:accent4>
+      <a:accent5>
+        <a:srgbClr val="A02B93"/>
+      </a:accent5>
+      <a:accent6>
+        <a:srgbClr val="4EA72E"/>
+      </a:accent6>
+      <a:hlink>
+        <a:srgbClr val="467886"/>
+      </a:hlink>
+      <a:folHlink>
+        <a:srgbClr val="96607D"/>
+      </a:folHlink>
+    </a:clrScheme>
+    <a:fontScheme name="Office">
+      <a:majorFont>
+        <a:latin typeface="Aptos Display" panose="02110004020202020204"/>
+        <a:ea typeface=""/>
+        <a:cs typeface=""/>
+        <a:font script="Jpan" typeface="游ゴシック Light"/>
+        <a:font script="Hang" typeface="맑은 고딕"/>
+        <a:font script="Hans" typeface="等线 Light"/>
+        <a:font script="Hant" typeface="新細明體"/>
+        <a:font script="Arab" typeface="Times New Roman"/>
+        <a:font script="Hebr" typeface="Times New Roman"/>
+        <a:font script="Thai" typeface="Angsana New"/>
+        <a:font script="Ethi" typeface="Nyala"/>
+        <a:font script="Beng" typeface="Vrinda"/>
+        <a:font script="Gujr" typeface="Shruti"/>
+        <a:font script="Khmr" typeface="MoolBoran"/>
+        <a:font script="Knda" typeface="Tunga"/>
+        <a:font script="Guru" typeface="Raavi"/>
+        <a:font script="Cans" typeface="Euphemia"/>
+        <a:font script="Cher" typeface="Plantagenet Cherokee"/>
+        <a:font script="Yiii" typeface="Microsoft Yi Baiti"/>
+        <a:font script="Tibt" typeface="Microsoft Himalaya"/>
+        <a:font script="Thaa" typeface="MV Boli"/>
+        <a:font script="Deva" typeface="Mangal"/>
+        <a:font script="Telu" typeface="Gautami"/>
+        <a:font script="Taml" typeface="Latha"/>
+        <a:font script="Syrc" typeface="Estrangelo Edessa"/>
+        <a:font script="Orya" typeface="Kalinga"/>
+        <a:font script="Mlym" typeface="Kartika"/>
+        <a:font script="Laoo" typeface="DokChampa"/>
+        <a:font script="Sinh" typeface="Iskoola Pota"/>
+        <a:font script="Mong" typeface="Mongolian Baiti"/>
+        <a:font script="Viet" typeface="Times New Roman"/>
+        <a:font script="Uigh" typeface="Microsoft Uighur"/>
+        <a:font script="Geor" typeface="Sylfaen"/>
+        <a:font script="Armn" typeface="Arial"/>
+        <a:font script="Bugi" typeface="Leelawadee UI"/>
+        <a:font script="Bopo" typeface="Microsoft JhengHei"/>
+        <a:font script="Java" typeface="Javanese Text"/>
+        <a:font script="Lisu" typeface="Segoe UI"/>
+        <a:font script="Mymr" typeface="Myanmar Text"/>
+        <a:font script="Nkoo" typeface="Ebrima"/>
+        <a:font script="Olck" typeface="Nirmala UI"/>
+        <a:font script="Osma" typeface="Ebrima"/>
+        <a:font script="Phag" typeface="Phagspa"/>
+        <a:font script="Syrn" typeface="Estrangelo Edessa"/>
+        <a:font script="Syrj" typeface="Estrangelo Edessa"/>
+        <a:font script="Syre" typeface="Estrangelo Edessa"/>
+        <a:font script="Sora" typeface="Nirmala UI"/>
+        <a:font script="Tale" typeface="Microsoft Tai Le"/>
+        <a:font script="Talu" typeface="Microsoft New Tai Lue"/>
+        <a:font script="Tfng" typeface="Ebrima"/>
+      </a:majorFont>
+      <a:minorFont>
+        <a:latin typeface="Aptos" panose="02110004020202020204"/>
+        <a:ea typeface=""/>
+        <a:cs typeface=""/>
+        <a:font script="Jpan" typeface="游明朝"/>
+        <a:font script="Hang" typeface="맑은 고딕"/>
+        <a:font script="Hans" typeface="等线"/>
+        <a:font script="Hant" typeface="新細明體"/>
+        <a:font script="Arab" typeface="Arial"/>
+        <a:font script="Hebr" typeface="Arial"/>
+        <a:font script="Thai" typeface="Cordia New"/>
+        <a:font script="Ethi" typeface="Nyala"/>
+        <a:font script="Beng" typeface="Vrinda"/>
+        <a:font script="Gujr" typeface="Shruti"/>
+        <a:font script="Khmr" typeface="DaunPenh"/>
+        <a:font script="Knda" typeface="Tunga"/>
+        <a:font script="Guru" typeface="Raavi"/>
+        <a:font script="Cans" typeface="Euphemia"/>
+        <a:font script="Cher" typeface="Plantagenet Cherokee"/>
+        <a:font script="Yiii" typeface="Microsoft Yi Baiti"/>
+        <a:font script="Tibt" typeface="Microsoft Himalaya"/>
+        <a:font script="Thaa" typeface="MV Boli"/>
+        <a:font script="Deva" typeface="Mangal"/>
+        <a:font script="Telu" typeface="Gautami"/>
+        <a:font script="Taml" typeface="Latha"/>
+        <a:font script="Syrc" typeface="Estrangelo Edessa"/>
+        <a:font script="Orya" typeface="Kalinga"/>
+        <a:font script="Mlym" typeface="Kartika"/>
+        <a:font script="Laoo" typeface="DokChampa"/>
+        <a:font script="Sinh" typeface="Iskoola Pota"/>
+        <a:font script="Mong" typeface="Mongolian Baiti"/>
+        <a:font script="Viet" typeface="Arial"/>
+        <a:font script="Uigh" typeface="Microsoft Uighur"/>
+        <a:font script="Geor" typeface="Sylfaen"/>
+        <a:font script="Armn" typeface="Arial"/>
+        <a:font script="Bugi" typeface="Leelawadee UI"/>
+        <a:font script="Bopo" typeface="Microsoft JhengHei"/>
+        <a:font script="Java" typeface="Javanese Text"/>
+        <a:font script="Lisu" typeface="Segoe UI"/>
+        <a:font script="Mymr" typeface="Myanmar Text"/>
+        <a:font script="Nkoo" typeface="Ebrima"/>
+        <a:font script="Olck" typeface="Nirmala UI"/>
+        <a:font script="Osma" typeface="Ebrima"/>
+        <a:font script="Phag" typeface="Phagspa"/>
+        <a:font script="Syrn" typeface="Estrangelo Edessa"/>
+        <a:font script="Syrj" typeface="Estrangelo Edessa"/>
+        <a:font script="Syre" typeface="Estrangelo Edessa"/>
+        <a:font script="Sora" typeface="Nirmala UI"/>
+        <a:font script="Tale" typeface="Microsoft Tai Le"/>
+        <a:font script="Talu" typeface="Microsoft New Tai Lue"/>
+        <a:font script="Tfng" typeface="Ebrima"/>
+      </a:minorFont>
+    </a:fontScheme>
+    <a:fmtScheme name="Office">
+      <a:fillStyleLst>
+        <a:solidFill>
+          <a:schemeClr val="phClr"/>
+        </a:solidFill>
+        <a:gradFill rotWithShape="1">
+          <a:gsLst>
+            <a:gs pos="0">
+              <a:schemeClr val="phClr">
+                <a:lumMod val="110000"/>
+                <a:satMod val="105000"/>
+                <a:tint val="67000"/>
+              </a:schemeClr>
+            </a:gs>
+            <a:gs pos="50000">
+              <a:schemeClr val="phClr">
+                <a:lumMod val="105000"/>
+                <a:satMod val="103000"/>
+                <a:tint val="73000"/>
+              </a:schemeClr>
+            </a:gs>
+            <a:gs pos="100000">
+              <a:schemeClr val="phClr">
+                <a:lumMod val="105000"/>
+                <a:satMod val="109000"/>
+                <a:tint val="81000"/>
+              </a:schemeClr>
+            </a:gs>
+          </a:gsLst>
+          <a:lin ang="5400000" scaled="0"/>
+        </a:gradFill>
+        <a:gradFill rotWithShape="1">
+          <a:gsLst>
+            <a:gs pos="0">
+              <a:schemeClr val="phClr">
+                <a:satMod val="103000"/>
+                <a:lumMod val="102000"/>
+                <a:tint val="94000"/>
+              </a:schemeClr>
+            </a:gs>
+            <a:gs pos="50000">
+              <a:schemeClr val="phClr">
+                <a:satMod val="110000"/>
+                <a:lumMod val="100000"/>
+                <a:shade val="100000"/>
+              </a:schemeClr>
+            </a:gs>
+            <a:gs pos="100000">
+              <a:schemeClr val="phClr">
+                <a:lumMod val="99000"/>
+                <a:satMod val="120000"/>
+                <a:shade val="78000"/>
+              </a:schemeClr>
+            </a:gs>
+          </a:gsLst>
+          <a:lin ang="5400000" scaled="0"/>
+        </a:gradFill>
+      </a:fillStyleLst>
+      <a:lnStyleLst>
+        <a:ln w="12700" cap="flat" cmpd="sng" algn="ctr">
+          <a:solidFill>
+            <a:schemeClr val="phClr"/>
+          </a:solidFill>
+          <a:prstDash val="solid"/>
+          <a:miter lim="800000"/>
+        </a:ln>
+        <a:ln w="19050" cap="flat" cmpd="sng" algn="ctr">
+          <a:solidFill>
+            <a:schemeClr val="phClr"/>
+          </a:solidFill>
+          <a:prstDash val="solid"/>
+          <a:miter lim="800000"/>
+        </a:ln>
+        <a:ln w="25400" cap="flat" cmpd="sng" algn="ctr">
+          <a:solidFill>
+            <a:schemeClr val="phClr"/>
+          </a:solidFill>
+          <a:prstDash val="solid"/>
+          <a:miter lim="800000"/>
+        </a:ln>
+      </a:lnStyleLst>
+      <a:effectStyleLst>
+        <a:effectStyle>
+          <a:effectLst/>
+        </a:effectStyle>
+        <a:effectStyle>
+          <a:effectLst/>
+        </a:effectStyle>
+        <a:effectStyle>
+          <a:effectLst>
+            <a:outerShdw blurRad="57150" dist="19050" dir="5400000" algn="ctr" rotWithShape="0">
+              <a:srgbClr val="000000">
+                <a:alpha val="63000"/>
+              </a:srgbClr>
+            </a:outerShdw>
+          </a:effectLst>
+        </a:effectStyle>
+      </a:effectStyleLst>
+      <a:bgFillStyleLst>
+        <a:solidFill>
+          <a:schemeClr val="phClr"/>
+        </a:solidFill>
+        <a:solidFill>
+          <a:schemeClr val="phClr">
+            <a:tint val="95000"/>
+            <a:satMod val="170000"/>
+          </a:schemeClr>
+        </a:solidFill>
+        <a:gradFill rotWithShape="1">
+          <a:gsLst>
+            <a:gs pos="0">
+              <a:schemeClr val="phClr">
+                <a:tint val="93000"/>
+                <a:satMod val="150000"/>
+                <a:shade val="98000"/>
+                <a:lumMod val="102000"/>
+              </a:schemeClr>
+            </a:gs>
+            <a:gs pos="50000">
+              <a:schemeClr val="phClr">
+                <a:tint val="98000"/>
+                <a:satMod val="130000"/>
+                <a:shade val="90000"/>
+                <a:lumMod val="103000"/>
+              </a:schemeClr>
+            </a:gs>
+            <a:gs pos="100000">
+              <a:schemeClr val="phClr">
+                <a:shade val="63000"/>
+                <a:satMod val="120000"/>
+              </a:schemeClr>
+            </a:gs>
+          </a:gsLst>
+          <a:lin ang="5400000" scaled="0"/>
+        </a:gradFill>
+      </a:bgFillStyleLst>
+    </a:fmtScheme>
+  </a:themeElements>
+  <a:objectDefaults>
+    <a:lnDef>
+      <a:spPr/>
+      <a:bodyPr/>
+      <a:lstStyle/>
+      <a:style>
+        <a:lnRef idx="2">
+          <a:schemeClr val="accent1"/>
+        </a:lnRef>
+        <a:fillRef idx="0">
+          <a:schemeClr val="accent1"/>
+        </a:fillRef>
+        <a:effectRef idx="1">
+          <a:schemeClr val="accent1"/>
+        </a:effectRef>
+        <a:fontRef idx="minor">
+          <a:schemeClr val="tx1"/>
+        </a:fontRef>
+      </a:style>
+    </a:lnDef>
+  </a:objectDefaults>
+  <a:extraClrSchemeLst/>
+  <a:extLst>
+    <a:ext uri="{05A4C25C-085E-4340-85A3-A5531E510DB2}">
+      <thm15:themeFamily xmlns:thm15="http://schemas.microsoft.com/office/thememl/2012/main" name="Office Theme" id="{2E142A2C-CD16-42D6-873A-C26D2A0506FA}" vid="{1BDDFF52-6CD6-40A5-AB3C-68EB2F1E4D0A}"/>
+    </a:ext>
+  </a:extLst>
+</a:theme>
 </file>